--- a/portfolio/肖振_个人简历.docx
+++ b/portfolio/肖振_个人简历.docx
@@ -23,152 +23,59 @@
           <w:color w:val="000000"/>
           <w:sz w:val="52"/>
         </w:rPr>
-        <mc:AlternateContent>
-          <mc:Choice Requires="wps">
-            <w:drawing>
-              <wp:anchor distT="0" distB="0" distL="114300" distR="114300" simplePos="0" relativeHeight="251659264" behindDoc="0" locked="0" layoutInCell="1" allowOverlap="1" wp14:anchorId="450CBAF7" wp14:editId="0E79281A">
-                <wp:simplePos x="0" y="0"/>
-                <wp:positionH relativeFrom="page">
-                  <wp:posOffset>5153660</wp:posOffset>
-                </wp:positionH>
-                <wp:positionV relativeFrom="page">
-                  <wp:posOffset>609600</wp:posOffset>
-                </wp:positionV>
-                <wp:extent cx="850900" cy="850900"/>
-                <wp:effectExtent l="0" t="0" r="25400" b="25400"/>
-                <wp:wrapNone/>
-                <wp:docPr id="2115528911" name="文本框 2" descr="作品集二维码预留位置；尚未绑定链接，不可扫描"/>
-                <wp:cNvGraphicFramePr/>
-                <a:graphic xmlns:a="http://schemas.openxmlformats.org/drawingml/2006/main">
-                  <a:graphicData uri="http://schemas.microsoft.com/office/word/2010/wordprocessingShape">
-                    <wps:wsp>
-                      <wps:cNvSpPr txBox="1"/>
-                      <wps:spPr>
-                        <a:xfrm>
-                          <a:off x="0" y="0"/>
-                          <a:ext cx="850900" cy="850900"/>
-                        </a:xfrm>
-                        <a:prstGeom prst="rect">
-                          <a:avLst/>
-                        </a:prstGeom>
-                        <a:noFill/>
-                        <a:ln w="9525">
-                          <a:solidFill>
-                            <a:srgbClr val="C0C0C0"/>
-                          </a:solidFill>
-                          <a:prstDash val="dash"/>
-                        </a:ln>
-                      </wps:spPr>
-                      <wps:txbx>
-                        <w:txbxContent>
-                          <w:p>
-                            <w:pPr>
-                              <w:spacing w:after="0" w:line="240" w:lineRule="auto"/>
-                              <w:jc w:val="center"/>
-                              <w:rPr>
-                                <w:rFonts w:ascii="微软雅黑" w:eastAsia="微软雅黑" w:hAnsi="微软雅黑" w:hint="eastAsia"/>
-                                <w:color w:val="555555"/>
-                                <w:sz w:val="18"/>
-                              </w:rPr>
-                            </w:pPr>
-                            <w:r>
-                              <w:rPr>
-                                <w:rFonts w:ascii="微软雅黑" w:eastAsia="微软雅黑" w:hAnsi="微软雅黑" w:hint="eastAsia"/>
-                                <w:color w:val="555555"/>
-                                <w:sz w:val="18"/>
-                              </w:rPr>
-                              <w:t>作品集</w:t>
-                            </w:r>
-                          </w:p>
-                          <w:p>
-                            <w:pPr>
-                              <w:spacing w:after="0" w:line="240" w:lineRule="auto"/>
-                              <w:jc w:val="center"/>
-                              <w:rPr>
-                                <w:rFonts w:ascii="微软雅黑" w:eastAsia="微软雅黑" w:hAnsi="微软雅黑"/>
-                                <w:color w:val="555555"/>
-                                <w:sz w:val="18"/>
-                              </w:rPr>
-                            </w:pPr>
-                            <w:r>
-                              <w:rPr>
-                                <w:rFonts w:ascii="微软雅黑" w:eastAsia="微软雅黑" w:hAnsi="微软雅黑" w:hint="eastAsia"/>
-                                <w:color w:val="555555"/>
-                                <w:sz w:val="18"/>
-                              </w:rPr>
-                              <w:t>二维码位</w:t>
-                            </w:r>
-                          </w:p>
-                        </w:txbxContent>
-                      </wps:txbx>
-                      <wps:bodyPr rot="0" spcFirstLastPara="0" vertOverflow="overflow" horzOverflow="overflow" vert="horz" wrap="square" lIns="38100" tIns="63500" rIns="38100" bIns="63500" numCol="1" spcCol="0" rtlCol="0" fromWordArt="0" anchor="ctr" anchorCtr="0" forceAA="0" compatLnSpc="1">
-                        <a:prstTxWarp prst="textNoShape">
-                          <a:avLst/>
-                        </a:prstTxWarp>
-                        <a:noAutofit/>
-                      </wps:bodyPr>
-                    </wps:wsp>
-                  </a:graphicData>
-                </a:graphic>
-              </wp:anchor>
-            </w:drawing>
-          </mc:Choice>
-          <mc:Fallback>
-            <w:pict>
-              <v:shapetype w14:anchorId="450CBAF7" id="_x0000_t202" coordsize="21600,21600" o:spt="202" path="m,l,21600r21600,l21600,xe">
-                <v:stroke joinstyle="miter"/>
-                <v:path gradientshapeok="t" o:connecttype="rect"/>
-              </v:shapetype>
-              <v:shape id="文本框 2" o:spid="_x0000_s1026" type="#_x0000_t202" alt="作品集二维码预留位置；尚未绑定链接，不可扫描" style="position:absolute;margin-left:405.8pt;margin-top:48pt;width:67pt;height:67pt;z-index:251659264;visibility:visible;mso-wrap-style:square;mso-wrap-distance-left:9pt;mso-wrap-distance-top:0;mso-wrap-distance-right:9pt;mso-wrap-distance-bottom:0;mso-position-horizontal:absolute;mso-position-horizontal-relative:page;mso-position-vertical:absolute;mso-position-vertical-relative:page;v-text-anchor:middle" o:gfxdata="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" filled="f" strokecolor="silver">
-                <v:fill o:detectmouseclick="t"/>
-                <v:stroke dashstyle="dash"/>
-                <v:textbox inset="3pt,5pt,3pt,5pt">
-                  <w:txbxContent>
-                    <w:p>
-                      <w:pPr>
-                        <w:spacing w:after="0" w:line="240" w:lineRule="auto"/>
-                        <w:jc w:val="center"/>
-                        <w:rPr>
-                          <w:rFonts w:ascii="微软雅黑" w:eastAsia="微软雅黑" w:hAnsi="微软雅黑" w:hint="eastAsia"/>
-                          <w:color w:val="555555"/>
-                          <w:sz w:val="18"/>
-                        </w:rPr>
-                      </w:pPr>
-                      <w:r>
-                        <w:rPr>
-                          <w:rFonts w:ascii="微软雅黑" w:eastAsia="微软雅黑" w:hAnsi="微软雅黑" w:hint="eastAsia"/>
-                          <w:color w:val="555555"/>
-                          <w:sz w:val="18"/>
-                        </w:rPr>
-                        <w:t>作品集</w:t>
-                      </w:r>
-                    </w:p>
-                    <w:p>
-                      <w:pPr>
-                        <w:spacing w:after="0" w:line="240" w:lineRule="auto"/>
-                        <w:jc w:val="center"/>
-                        <w:rPr>
-                          <w:rFonts w:ascii="微软雅黑" w:eastAsia="微软雅黑" w:hAnsi="微软雅黑"/>
-                          <w:color w:val="555555"/>
-                          <w:sz w:val="18"/>
-                        </w:rPr>
-                      </w:pPr>
-                      <w:r>
-                        <w:rPr>
-                          <w:rFonts w:ascii="微软雅黑" w:eastAsia="微软雅黑" w:hAnsi="微软雅黑" w:hint="eastAsia"/>
-                          <w:color w:val="555555"/>
-                          <w:sz w:val="18"/>
-                        </w:rPr>
-                        <w:t>二维码位</w:t>
-                      </w:r>
-                    </w:p>
-                  </w:txbxContent>
-                </v:textbox>
-                <w10:wrap anchorx="page" anchory="page"/>
-              </v:shape>
-            </w:pict>
-          </mc:Fallback>
-        </mc:AlternateContent>
+        <w:drawing>
+          <wp:anchor distT="0" distB="0" distL="114300" distR="114300" simplePos="1" relativeHeight="251659264" behindDoc="0" locked="0" layoutInCell="1" allowOverlap="1" wp14:anchorId="22EC219B" wp14:editId="7E078655">
+            <wp:simplePos x="5153660" y="609600"/>
+            <wp:positionH relativeFrom="page">
+              <wp:posOffset>5153660</wp:posOffset>
+            </wp:positionH>
+            <wp:positionV relativeFrom="page">
+              <wp:posOffset>609600</wp:posOffset>
+            </wp:positionV>
+            <wp:extent cx="850900" cy="850900"/>
+            <wp:effectExtent l="0" t="0" r="6350" b="6350"/>
+            <wp:wrapNone/>
+            <wp:docPr id="493912038" name="图片 2"/>
+            <wp:cNvGraphicFramePr/>
+            <a:graphic xmlns:a="http://schemas.openxmlformats.org/drawingml/2006/main">
+              <a:graphicData uri="http://schemas.openxmlformats.org/drawingml/2006/picture">
+                <pic:pic xmlns:pic="http://schemas.openxmlformats.org/drawingml/2006/picture">
+                  <pic:nvPicPr>
+                    <pic:cNvPr id="493912038" name=""/>
+                    <pic:cNvPicPr/>
+                  </pic:nvPicPr>
+                  <pic:blipFill>
+                    <a:blip r:embed="rId7" cstate="print">
+                      <a:extLst>
+                        <a:ext uri="{28A0092B-C50C-407E-A947-70E740481C1C}">
+                          <a14:useLocalDpi xmlns:a14="http://schemas.microsoft.com/office/drawing/2010/main" val="0"/>
+                        </a:ext>
+                      </a:extLst>
+                    </a:blip>
+                    <a:stretch>
+                      <a:fillRect/>
+                    </a:stretch>
+                  </pic:blipFill>
+                  <pic:spPr>
+                    <a:xfrm>
+                      <a:off x="0" y="0"/>
+                      <a:ext cx="850900" cy="850900"/>
+                    </a:xfrm>
+                    <a:prstGeom prst="rect">
+                      <a:avLst/>
+                    </a:prstGeom>
+                  </pic:spPr>
+                </pic:pic>
+              </a:graphicData>
+            </a:graphic>
+            <wp14:sizeRelH relativeFrom="margin">
+              <wp14:pctWidth>0</wp14:pctWidth>
+            </wp14:sizeRelH>
+            <wp14:sizeRelV relativeFrom="margin">
+              <wp14:pctHeight>0</wp14:pctHeight>
+            </wp14:sizeRelV>
+          </wp:anchor>
+        </w:drawing>
       </w:r>
       <w:r>
         <w:rPr>
@@ -179,7 +86,7 @@
           <w:sz w:val="52"/>
         </w:rPr>
         <w:drawing>
-          <wp:anchor distT="0" distB="0" distL="114300" distR="114300" simplePos="0" relativeHeight="251658240" behindDoc="0" locked="0" layoutInCell="1" allowOverlap="1" wp14:anchorId="6EE15E68" wp14:editId="59043886">
+          <wp:anchor distT="0" distB="0" distL="114300" distR="114300" simplePos="0" relativeHeight="251658240" behindDoc="0" locked="0" layoutInCell="1" allowOverlap="1" wp14:anchorId="6EE15E68" wp14:editId="01B95ECC">
             <wp:simplePos x="0" y="0"/>
             <wp:positionH relativeFrom="page">
               <wp:posOffset>6258560</wp:posOffset>
@@ -200,7 +107,7 @@
                     <pic:cNvPicPr/>
                   </pic:nvPicPr>
                   <pic:blipFill>
-                    <a:blip r:embed="rId5" cstate="print">
+                    <a:blip r:embed="rId8" cstate="print">
                       <a:extLst>
                         <a:ext uri="{28A0092B-C50C-407E-A947-70E740481C1C}">
                           <a14:useLocalDpi xmlns:a14="http://schemas.microsoft.com/office/drawing/2010/main" val="0"/>
@@ -1106,7 +1013,7 @@
         <w:snapToGrid w:val="0"/>
         <w:spacing w:after="60" w:line="310" w:lineRule="exact"/>
         <w:rPr>
-          <w:rFonts w:ascii="微软雅黑" w:eastAsia="微软雅黑" w:hAnsi="微软雅黑"/>
+          <w:rFonts w:ascii="微软雅黑" w:eastAsia="微软雅黑" w:hAnsi="微软雅黑" w:hint="eastAsia"/>
           <w:color w:val="000000"/>
           <w:sz w:val="21"/>
         </w:rPr>
@@ -1120,6 +1027,68 @@
     </w:sectPr>
   </w:body>
 </w:document>
+</file>
+
+<file path=word/endnotes.xml><?xml version="1.0" encoding="utf-8"?>
+<w:endnotes xmlns:wpc="http://schemas.microsoft.com/office/word/2010/wordprocessingCanvas" xmlns:cx="http://schemas.microsoft.com/office/drawing/2014/chartex" xmlns:cx1="http://schemas.microsoft.com/office/drawing/2015/9/8/chartex" xmlns:cx2="http://schemas.microsoft.com/office/drawing/2015/10/21/chartex" xmlns:cx3="http://schemas.microsoft.com/office/drawing/2016/5/9/chartex" xmlns:cx4="http://schemas.microsoft.com/office/drawing/2016/5/10/chartex" xmlns:cx5="http://schemas.microsoft.com/office/drawing/2016/5/11/chartex" xmlns:cx6="http://schemas.microsoft.com/office/drawing/2016/5/12/chartex" xmlns:cx7="http://schemas.microsoft.com/office/drawing/2016/5/13/chartex" xmlns:cx8="http://schemas.microsoft.com/office/drawing/2016/5/14/chartex" xmlns:mc="http://schemas.openxmlformats.org/markup-compatibility/2006" xmlns:aink="http://schemas.microsoft.com/office/drawing/2016/ink" xmlns:am3d="http://schemas.microsoft.com/office/drawing/2017/model3d" xmlns:o="urn:schemas-microsoft-com:office:office" xmlns:oel="http://schemas.microsoft.com/office/2019/extlst" xmlns:r="http://schemas.openxmlformats.org/officeDocument/2006/relationships" xmlns:m="http://schemas.openxmlformats.org/officeDocument/2006/math" xmlns:v="urn:schemas-microsoft-com:vml" xmlns:wp14="http://schemas.microsoft.com/office/word/2010/wordprocessingDrawing" xmlns:wp="http://schemas.openxmlformats.org/drawingml/2006/wordprocessingDrawing" xmlns:w10="urn:schemas-microsoft-com:office:word" xmlns:w="http://schemas.openxmlformats.org/wordprocessingml/2006/main" xmlns:w14="http://schemas.microsoft.com/office/word/2010/wordml" xmlns:w15="http://schemas.microsoft.com/office/word/2012/wordml" xmlns:w16cex="http://schemas.microsoft.com/office/word/2018/wordml/cex" xmlns:w16cid="http://schemas.microsoft.com/office/word/2016/wordml/cid" xmlns:w16="http://schemas.microsoft.com/office/word/2018/wordml" xmlns:w16du="http://schemas.microsoft.com/office/word/2023/wordml/word16du" xmlns:w16sdtdh="http://schemas.microsoft.com/office/word/2020/wordml/sdtdatahash" xmlns:w16sdtfl="http://schemas.microsoft.com/office/word/2024/wordml/sdtformatlock" xmlns:w16se="http://schemas.microsoft.com/office/word/2015/wordml/symex" xmlns:wpg="http://schemas.microsoft.com/office/word/2010/wordprocessingGroup" xmlns:wpi="http://schemas.microsoft.com/office/word/2010/wordprocessingInk" xmlns:wne="http://schemas.microsoft.com/office/word/2006/wordml" xmlns:wps="http://schemas.microsoft.com/office/word/2010/wordprocessingShape" mc:Ignorable="w14 w15 w16se w16cid w16 w16cex w16sdtdh w16sdtfl w16du wp14">
+  <w:endnote w:type="separator" w:id="-1">
+    <w:p>
+      <w:pPr>
+        <w:spacing w:after="0" w:line="240" w:lineRule="auto"/>
+        <w:rPr>
+          <w:rFonts w:hint="eastAsia"/>
+        </w:rPr>
+      </w:pPr>
+      <w:r>
+        <w:separator/>
+      </w:r>
+    </w:p>
+  </w:endnote>
+  <w:endnote w:type="continuationSeparator" w:id="0">
+    <w:p>
+      <w:pPr>
+        <w:spacing w:after="0" w:line="240" w:lineRule="auto"/>
+        <w:rPr>
+          <w:rFonts w:hint="eastAsia"/>
+        </w:rPr>
+      </w:pPr>
+      <w:r>
+        <w:continuationSeparator/>
+      </w:r>
+    </w:p>
+  </w:endnote>
+</w:endnotes>
+</file>
+
+<file path=word/footnotes.xml><?xml version="1.0" encoding="utf-8"?>
+<w:footnotes xmlns:wpc="http://schemas.microsoft.com/office/word/2010/wordprocessingCanvas" xmlns:cx="http://schemas.microsoft.com/office/drawing/2014/chartex" xmlns:cx1="http://schemas.microsoft.com/office/drawing/2015/9/8/chartex" xmlns:cx2="http://schemas.microsoft.com/office/drawing/2015/10/21/chartex" xmlns:cx3="http://schemas.microsoft.com/office/drawing/2016/5/9/chartex" xmlns:cx4="http://schemas.microsoft.com/office/drawing/2016/5/10/chartex" xmlns:cx5="http://schemas.microsoft.com/office/drawing/2016/5/11/chartex" xmlns:cx6="http://schemas.microsoft.com/office/drawing/2016/5/12/chartex" xmlns:cx7="http://schemas.microsoft.com/office/drawing/2016/5/13/chartex" xmlns:cx8="http://schemas.microsoft.com/office/drawing/2016/5/14/chartex" xmlns:mc="http://schemas.openxmlformats.org/markup-compatibility/2006" xmlns:aink="http://schemas.microsoft.com/office/drawing/2016/ink" xmlns:am3d="http://schemas.microsoft.com/office/drawing/2017/model3d" xmlns:o="urn:schemas-microsoft-com:office:office" xmlns:oel="http://schemas.microsoft.com/office/2019/extlst" xmlns:r="http://schemas.openxmlformats.org/officeDocument/2006/relationships" xmlns:m="http://schemas.openxmlformats.org/officeDocument/2006/math" xmlns:v="urn:schemas-microsoft-com:vml" xmlns:wp14="http://schemas.microsoft.com/office/word/2010/wordprocessingDrawing" xmlns:wp="http://schemas.openxmlformats.org/drawingml/2006/wordprocessingDrawing" xmlns:w10="urn:schemas-microsoft-com:office:word" xmlns:w="http://schemas.openxmlformats.org/wordprocessingml/2006/main" xmlns:w14="http://schemas.microsoft.com/office/word/2010/wordml" xmlns:w15="http://schemas.microsoft.com/office/word/2012/wordml" xmlns:w16cex="http://schemas.microsoft.com/office/word/2018/wordml/cex" xmlns:w16cid="http://schemas.microsoft.com/office/word/2016/wordml/cid" xmlns:w16="http://schemas.microsoft.com/office/word/2018/wordml" xmlns:w16du="http://schemas.microsoft.com/office/word/2023/wordml/word16du" xmlns:w16sdtdh="http://schemas.microsoft.com/office/word/2020/wordml/sdtdatahash" xmlns:w16sdtfl="http://schemas.microsoft.com/office/word/2024/wordml/sdtformatlock" xmlns:w16se="http://schemas.microsoft.com/office/word/2015/wordml/symex" xmlns:wpg="http://schemas.microsoft.com/office/word/2010/wordprocessingGroup" xmlns:wpi="http://schemas.microsoft.com/office/word/2010/wordprocessingInk" xmlns:wne="http://schemas.microsoft.com/office/word/2006/wordml" xmlns:wps="http://schemas.microsoft.com/office/word/2010/wordprocessingShape" mc:Ignorable="w14 w15 w16se w16cid w16 w16cex w16sdtdh w16sdtfl w16du wp14">
+  <w:footnote w:type="separator" w:id="-1">
+    <w:p>
+      <w:pPr>
+        <w:spacing w:after="0" w:line="240" w:lineRule="auto"/>
+        <w:rPr>
+          <w:rFonts w:hint="eastAsia"/>
+        </w:rPr>
+      </w:pPr>
+      <w:r>
+        <w:separator/>
+      </w:r>
+    </w:p>
+  </w:footnote>
+  <w:footnote w:type="continuationSeparator" w:id="0">
+    <w:p>
+      <w:pPr>
+        <w:spacing w:after="0" w:line="240" w:lineRule="auto"/>
+        <w:rPr>
+          <w:rFonts w:hint="eastAsia"/>
+        </w:rPr>
+      </w:pPr>
+      <w:r>
+        <w:continuationSeparator/>
+      </w:r>
+    </w:p>
+  </w:footnote>
+</w:footnotes>
 </file>
 
 <file path=word/numbering.xml><?xml version="1.0" encoding="utf-8"?>
@@ -2091,6 +2060,69 @@
       <w:spacing w:val="5"/>
     </w:rPr>
   </w:style>
+  <w:style w:type="paragraph" w:styleId="ae">
+    <w:name w:val="header"/>
+    <w:basedOn w:val="a"/>
+    <w:link w:val="af"/>
+    <w:uiPriority w:val="99"/>
+    <w:unhideWhenUsed/>
+    <w:rsid w:val="001D61A5"/>
+    <w:pPr>
+      <w:tabs>
+        <w:tab w:val="center" w:pos="4153"/>
+        <w:tab w:val="right" w:pos="8306"/>
+      </w:tabs>
+      <w:snapToGrid w:val="0"/>
+      <w:spacing w:line="240" w:lineRule="auto"/>
+      <w:jc w:val="center"/>
+    </w:pPr>
+    <w:rPr>
+      <w:sz w:val="18"/>
+      <w:szCs w:val="18"/>
+    </w:rPr>
+  </w:style>
+  <w:style w:type="character" w:customStyle="1" w:styleId="af">
+    <w:name w:val="页眉 字符"/>
+    <w:basedOn w:val="a0"/>
+    <w:link w:val="ae"/>
+    <w:uiPriority w:val="99"/>
+    <w:rsid w:val="001D61A5"/>
+    <w:rPr>
+      <w:sz w:val="18"/>
+      <w:szCs w:val="18"/>
+    </w:rPr>
+  </w:style>
+  <w:style w:type="paragraph" w:styleId="af0">
+    <w:name w:val="footer"/>
+    <w:basedOn w:val="a"/>
+    <w:link w:val="af1"/>
+    <w:uiPriority w:val="99"/>
+    <w:unhideWhenUsed/>
+    <w:rsid w:val="001D61A5"/>
+    <w:pPr>
+      <w:tabs>
+        <w:tab w:val="center" w:pos="4153"/>
+        <w:tab w:val="right" w:pos="8306"/>
+      </w:tabs>
+      <w:snapToGrid w:val="0"/>
+      <w:spacing w:line="240" w:lineRule="auto"/>
+    </w:pPr>
+    <w:rPr>
+      <w:sz w:val="18"/>
+      <w:szCs w:val="18"/>
+    </w:rPr>
+  </w:style>
+  <w:style w:type="character" w:customStyle="1" w:styleId="af1">
+    <w:name w:val="页脚 字符"/>
+    <w:basedOn w:val="a0"/>
+    <w:link w:val="af0"/>
+    <w:uiPriority w:val="99"/>
+    <w:rsid w:val="001D61A5"/>
+    <w:rPr>
+      <w:sz w:val="18"/>
+      <w:szCs w:val="18"/>
+    </w:rPr>
+  </w:style>
 </w:styles>
 </file>
 

--- a/portfolio/肖振_个人简历.docx
+++ b/portfolio/肖振_个人简历.docx
@@ -170,7 +170,7 @@
           <w:b/>
           <w:color w:val="000000"/>
         </w:rPr>
-        <w:t>求职方向：视觉设计 / AIGC 设计</w:t>
+        <w:t>求职方向：UI/UX 设计 / 视觉设计 / 品牌设计 / AI 漫剧与 AIGC</w:t>
       </w:r>
     </w:p>
     <w:p>
@@ -217,7 +217,7 @@
           <w:color w:val="333333"/>
           <w:sz w:val="21"/>
         </w:rPr>
-        <w:t>工艺美术专业背景，擅长将 AI 融入设计研究、创意探索与视觉表达，结合 Figma、Photoshop 推进 UI、Icon、海报及 IP 设计。兼具品牌策划思维与跨工具协作能力，可从概念构思推进至视觉方案与应用呈现。</w:t>
+        <w:t>工艺美术专业背景，擅长将 AI 融入设计研究、创意探索与视觉表达，结合 Figma、Photoshop 推进 UI、海报及 IP 设计。兼具品牌策划思维与跨工具协作能力，可从概念构思推进至视觉方案与应用呈现。</w:t>
       </w:r>
     </w:p>
     <w:p>
@@ -300,15 +300,15 @@
           <w:color w:val="000000"/>
           <w:sz w:val="21"/>
         </w:rPr>
-        <w:t>UI 与 Icon 设计</w:t>
-      </w:r>
-      <w:r>
-        <w:rPr>
-          <w:rFonts w:ascii="微软雅黑" w:eastAsia="微软雅黑" w:hAnsi="微软雅黑" w:hint="eastAsia"/>
-          <w:color w:val="000000"/>
-          <w:sz w:val="21"/>
-        </w:rPr>
-        <w:t>：结合 Figma 进行界面布局、视觉层级与图标设计；借助 AI 探索界面风格和图标语言，关注信息组织、操作辨识与视觉一致性。</w:t>
+        <w:t>UI / UX 设计</w:t>
+      </w:r>
+      <w:r>
+        <w:rPr>
+          <w:rFonts w:ascii="微软雅黑" w:eastAsia="微软雅黑" w:hAnsi="微软雅黑" w:hint="eastAsia"/>
+          <w:color w:val="000000"/>
+          <w:sz w:val="21"/>
+        </w:rPr>
+        <w:t>：结合 Figma 进行界面布局、信息层级与交互流程设计；借助 AI 探索界面风格和组件方案，关注信息组织、操作辨识与视觉一致性。</w:t>
       </w:r>
     </w:p>
     <w:p>
@@ -436,7 +436,7 @@
           <w:color w:val="333333"/>
           <w:sz w:val="19"/>
         </w:rPr>
-        <w:t>：SD、ComfyUI、LiblibAI、Midjourney；即梦、海螺、Sora、Wan。</w:t>
+        <w:t>：Image 2.5、Nano Banana 2.1、ComfyUI、LiblibAI、Midjourney；即梦、可灵、海螺。</w:t>
       </w:r>
     </w:p>
     <w:p>

--- a/portfolio/肖振_个人简历.docx
+++ b/portfolio/肖振_个人简历.docx
@@ -871,7 +871,7 @@
           <w:color w:val="555555"/>
           <w:sz w:val="19"/>
         </w:rPr>
-        <w:t>2023.09—至今</w:t>
+        <w:t>2023.09—2027.06（预计）</w:t>
       </w:r>
     </w:p>
     <w:p>
@@ -928,7 +928,7 @@
           <w:color w:val="000000"/>
           <w:sz w:val="21"/>
         </w:rPr>
-        <w:t>、学业三等奖学金；获评三好学生、优秀社会实践者。</w:t>
+        <w:t>、学业三等奖学金；获评三好学生、优秀社会实践者。可每周到岗 4—5 天，连续实习 6 个月以上。</w:t>
       </w:r>
     </w:p>
     <w:p>

--- a/portfolio/肖振_个人简历.docx
+++ b/portfolio/肖振_个人简历.docx
@@ -6,7 +6,7 @@
       <w:pPr>
         <w:pStyle w:val="a3"/>
         <w:keepNext/>
-        <w:spacing w:after="100" w:line="680" w:lineRule="exact"/>
+        <w:spacing w:after="42" w:line="680" w:lineRule="exact"/>
         <w:jc w:val="left"/>
         <w:rPr>
           <w:rFonts w:ascii="微软雅黑" w:eastAsia="微软雅黑" w:hAnsi="微软雅黑" w:hint="eastAsia"/>
@@ -157,7 +157,7 @@
           <w:tab w:val="right" w:pos="10206"/>
         </w:tabs>
         <w:snapToGrid w:val="0"/>
-        <w:spacing w:after="80" w:line="310" w:lineRule="exact"/>
+        <w:spacing w:after="54" w:line="252" w:lineRule="exact"/>
         <w:rPr>
           <w:rFonts w:ascii="微软雅黑" w:eastAsia="微软雅黑" w:hAnsi="微软雅黑" w:hint="eastAsia"/>
           <w:b/>
@@ -181,7 +181,7 @@
           <w:tab w:val="right" w:pos="10206"/>
         </w:tabs>
         <w:snapToGrid w:val="0"/>
-        <w:spacing w:after="320" w:line="310" w:lineRule="exact"/>
+        <w:spacing w:after="110" w:line="252" w:lineRule="exact"/>
         <w:rPr>
           <w:rFonts w:ascii="微软雅黑" w:eastAsia="微软雅黑" w:hAnsi="微软雅黑" w:hint="eastAsia"/>
           <w:color w:val="000000"/>
@@ -194,30 +194,7 @@
           <w:color w:val="000000"/>
           <w:sz w:val="20"/>
         </w:rPr>
-        <w:t>电话：19207474639</w:t>
-      </w:r>
-    </w:p>
-    <w:p>
-      <w:pPr>
-        <w:widowControl/>
-        <w:tabs>
-          <w:tab w:val="right" w:pos="10206"/>
-        </w:tabs>
-        <w:snapToGrid w:val="0"/>
-        <w:spacing w:after="0" w:line="310" w:lineRule="exact"/>
-        <w:rPr>
-          <w:rFonts w:ascii="微软雅黑" w:eastAsia="微软雅黑" w:hAnsi="微软雅黑" w:hint="eastAsia"/>
-          <w:color w:val="333333"/>
-          <w:sz w:val="21"/>
-        </w:rPr>
-      </w:pPr>
-      <w:r>
-        <w:rPr>
-          <w:rFonts w:ascii="微软雅黑" w:eastAsia="微软雅黑" w:hAnsi="微软雅黑" w:hint="eastAsia"/>
-          <w:color w:val="333333"/>
-          <w:sz w:val="21"/>
-        </w:rPr>
-        <w:t>工艺美术专业背景，擅长将 AI 融入设计研究、创意探索与视觉表达，结合 Figma、Photoshop 推进 UI、海报及 IP 设计。兼具品牌策划思维与跨工具协作能力，可从概念构思推进至视觉方案与应用呈现。</w:t>
+        <w:t>电话：19207474639　|　邮箱：1159185180@qq.com</w:t>
       </w:r>
     </w:p>
     <w:p>
@@ -228,207 +205,55 @@
           <w:tab w:val="right" w:pos="10206"/>
         </w:tabs>
         <w:snapToGrid w:val="0"/>
-        <w:spacing w:before="180" w:after="80" w:line="340" w:lineRule="exact"/>
-        <w:outlineLvl w:val="0"/>
-        <w:rPr>
-          <w:rFonts w:ascii="微软雅黑" w:eastAsia="微软雅黑" w:hAnsi="微软雅黑" w:hint="eastAsia"/>
-          <w:b/>
-          <w:color w:val="000000"/>
-          <w:sz w:val="25"/>
-        </w:rPr>
-      </w:pPr>
-      <w:r>
-        <w:rPr>
-          <w:rFonts w:ascii="微软雅黑" w:eastAsia="微软雅黑" w:hAnsi="微软雅黑" w:hint="eastAsia"/>
-          <w:b/>
-          <w:color w:val="000000"/>
-          <w:sz w:val="25"/>
-        </w:rPr>
-        <w:t>核心设计能力</w:t>
-      </w:r>
-    </w:p>
-    <w:p>
-      <w:pPr>
-        <w:widowControl/>
-        <w:tabs>
-          <w:tab w:val="right" w:pos="10206"/>
-        </w:tabs>
-        <w:snapToGrid w:val="0"/>
-        <w:spacing w:after="60" w:line="310" w:lineRule="exact"/>
-        <w:rPr>
-          <w:rFonts w:ascii="微软雅黑" w:eastAsia="微软雅黑" w:hAnsi="微软雅黑" w:hint="eastAsia"/>
-          <w:color w:val="000000"/>
-          <w:sz w:val="21"/>
-        </w:rPr>
-      </w:pPr>
-      <w:r>
-        <w:rPr>
-          <w:rFonts w:ascii="微软雅黑" w:eastAsia="微软雅黑" w:hAnsi="微软雅黑" w:hint="eastAsia"/>
-          <w:b/>
-          <w:color w:val="000000"/>
-          <w:sz w:val="21"/>
-        </w:rPr>
-        <w:t>AI 辅助创意</w:t>
-      </w:r>
-      <w:r>
-        <w:rPr>
-          <w:rFonts w:ascii="微软雅黑" w:eastAsia="微软雅黑" w:hAnsi="微软雅黑" w:hint="eastAsia"/>
-          <w:color w:val="000000"/>
-          <w:sz w:val="21"/>
-        </w:rPr>
-        <w:t>：借助 AI 进行资料研究、创意发散与风格探索，生成视觉参考及多方案草稿；通过人工筛选、细节精修与排版整合，形成可用于后续深化的设计方案。</w:t>
-      </w:r>
-    </w:p>
-    <w:p>
-      <w:pPr>
-        <w:widowControl/>
-        <w:tabs>
-          <w:tab w:val="right" w:pos="10206"/>
-        </w:tabs>
-        <w:snapToGrid w:val="0"/>
-        <w:spacing w:after="60" w:line="310" w:lineRule="exact"/>
-        <w:rPr>
-          <w:rFonts w:ascii="微软雅黑" w:eastAsia="微软雅黑" w:hAnsi="微软雅黑" w:hint="eastAsia"/>
-          <w:color w:val="000000"/>
-          <w:sz w:val="21"/>
-        </w:rPr>
-      </w:pPr>
-      <w:r>
-        <w:rPr>
-          <w:rFonts w:ascii="微软雅黑" w:eastAsia="微软雅黑" w:hAnsi="微软雅黑" w:hint="eastAsia"/>
-          <w:b/>
-          <w:color w:val="000000"/>
-          <w:sz w:val="21"/>
-        </w:rPr>
-        <w:t>UI / UX 设计</w:t>
-      </w:r>
-      <w:r>
-        <w:rPr>
-          <w:rFonts w:ascii="微软雅黑" w:eastAsia="微软雅黑" w:hAnsi="微软雅黑" w:hint="eastAsia"/>
-          <w:color w:val="000000"/>
-          <w:sz w:val="21"/>
-        </w:rPr>
-        <w:t>：结合 Figma 进行界面布局、信息层级与交互流程设计；借助 AI 探索界面风格和组件方案，关注信息组织、操作辨识与视觉一致性。</w:t>
-      </w:r>
-    </w:p>
-    <w:p>
-      <w:pPr>
-        <w:widowControl/>
-        <w:tabs>
-          <w:tab w:val="right" w:pos="10206"/>
-        </w:tabs>
-        <w:snapToGrid w:val="0"/>
-        <w:spacing w:after="60" w:line="310" w:lineRule="exact"/>
-        <w:rPr>
-          <w:rFonts w:ascii="微软雅黑" w:eastAsia="微软雅黑" w:hAnsi="微软雅黑" w:hint="eastAsia"/>
-          <w:color w:val="000000"/>
-          <w:sz w:val="21"/>
-        </w:rPr>
-      </w:pPr>
-      <w:r>
-        <w:rPr>
-          <w:rFonts w:ascii="微软雅黑" w:eastAsia="微软雅黑" w:hAnsi="微软雅黑" w:hint="eastAsia"/>
-          <w:b/>
-          <w:color w:val="000000"/>
-          <w:sz w:val="21"/>
-        </w:rPr>
-        <w:t>海报与品牌视觉</w:t>
-      </w:r>
-      <w:r>
-        <w:rPr>
-          <w:rFonts w:ascii="微软雅黑" w:eastAsia="微软雅黑" w:hAnsi="微软雅黑" w:hint="eastAsia"/>
-          <w:color w:val="000000"/>
-          <w:sz w:val="21"/>
-        </w:rPr>
-        <w:t>：运用 Photoshop、CorelDRAW 完成图像合成、字体编排与配色设计；整合 AI 生成素材，形成主题鲜明、风格统一的主视觉及系列海报。</w:t>
-      </w:r>
-    </w:p>
-    <w:p>
-      <w:pPr>
-        <w:widowControl/>
-        <w:tabs>
-          <w:tab w:val="right" w:pos="10206"/>
-        </w:tabs>
-        <w:snapToGrid w:val="0"/>
-        <w:spacing w:after="60" w:line="310" w:lineRule="exact"/>
-        <w:rPr>
-          <w:rFonts w:ascii="微软雅黑" w:eastAsia="微软雅黑" w:hAnsi="微软雅黑" w:hint="eastAsia"/>
-          <w:color w:val="000000"/>
-          <w:sz w:val="21"/>
-        </w:rPr>
-      </w:pPr>
-      <w:r>
-        <w:rPr>
-          <w:rFonts w:ascii="微软雅黑" w:eastAsia="微软雅黑" w:hAnsi="微软雅黑" w:hint="eastAsia"/>
-          <w:b/>
-          <w:color w:val="000000"/>
-          <w:sz w:val="21"/>
-        </w:rPr>
-        <w:t>IP 与文创设计</w:t>
-      </w:r>
-      <w:r>
-        <w:rPr>
-          <w:rFonts w:ascii="微软雅黑" w:eastAsia="微软雅黑" w:hAnsi="微软雅黑" w:hint="eastAsia"/>
-          <w:color w:val="000000"/>
-          <w:sz w:val="21"/>
-        </w:rPr>
-        <w:t>：围绕主题提炼角色特征、造型语言与配色，使用 AI 探索形象及风格方案；将视觉元素延展至纹样、包装、挂件与文具等应用。</w:t>
-      </w:r>
-    </w:p>
-    <w:p>
-      <w:pPr>
-        <w:widowControl/>
-        <w:tabs>
-          <w:tab w:val="right" w:pos="10206"/>
-        </w:tabs>
-        <w:snapToGrid w:val="0"/>
-        <w:spacing w:after="60" w:line="310" w:lineRule="exact"/>
-        <w:rPr>
-          <w:rFonts w:ascii="微软雅黑" w:eastAsia="微软雅黑" w:hAnsi="微软雅黑" w:hint="eastAsia"/>
-          <w:color w:val="000000"/>
-          <w:sz w:val="21"/>
-        </w:rPr>
-      </w:pPr>
-      <w:r>
-        <w:rPr>
-          <w:rFonts w:ascii="微软雅黑" w:eastAsia="微软雅黑" w:hAnsi="微软雅黑" w:hint="eastAsia"/>
-          <w:b/>
-          <w:color w:val="000000"/>
-          <w:sz w:val="21"/>
-        </w:rPr>
-        <w:t>品牌策划</w:t>
-      </w:r>
-      <w:r>
-        <w:rPr>
-          <w:rFonts w:ascii="微软雅黑" w:eastAsia="微软雅黑" w:hAnsi="微软雅黑" w:hint="eastAsia"/>
-          <w:color w:val="000000"/>
-          <w:sz w:val="21"/>
-        </w:rPr>
-        <w:t>：以 AI 辅助受众分析、竞品资料整理和创意构思，梳理品牌定位、核心调性与传播主题；将策划方向转化为视觉概念、传播文案与内容方案。</w:t>
-      </w:r>
-    </w:p>
-    <w:p>
-      <w:pPr>
-        <w:widowControl/>
-        <w:tabs>
-          <w:tab w:val="right" w:pos="10206"/>
-        </w:tabs>
-        <w:snapToGrid w:val="0"/>
-        <w:spacing w:after="40" w:line="274" w:lineRule="exact"/>
+        <w:spacing w:after="42" w:line="252" w:lineRule="exact"/>
+        <w:rPr>
+          <w:rFonts w:ascii="微软雅黑" w:eastAsia="微软雅黑" w:hAnsi="微软雅黑" w:hint="eastAsia"/>
+          <w:color w:val="000000"/>
+          <w:sz w:val="20"/>
+        </w:rPr>
+      </w:pPr>
+      <w:r>
         <w:rPr>
           <w:rFonts w:ascii="微软雅黑" w:eastAsia="微软雅黑" w:hAnsi="微软雅黑" w:hint="eastAsia"/>
           <w:color w:val="333333"/>
           <w:sz w:val="19"/>
         </w:rPr>
-      </w:pPr>
-      <w:r>
-        <w:rPr>
-          <w:rFonts w:ascii="微软雅黑" w:eastAsia="微软雅黑" w:hAnsi="微软雅黑" w:hint="eastAsia"/>
-          <w:b/>
+        <w:t>作品集：</w:t>
+      </w:r>
+      <w:hyperlink r:id="rId100">
+        <w:r>
+          <w:rPr>
+            <w:rFonts w:ascii="微软雅黑" w:eastAsia="微软雅黑" w:hAnsi="微软雅黑" w:hint="eastAsia"/>
+            <w:color w:val="3E6B63"/>
+            <w:sz w:val="19"/>
+            <w:u w:val="single"/>
+          </w:rPr>
+          <w:t>gugujiao953-ship-it.github.io/portfolio</w:t>
+        </w:r>
+      </w:hyperlink>
+    </w:p>
+    <w:p>
+      <w:pPr>
+        <w:keepNext/>
+        <w:widowControl/>
+        <w:tabs>
+          <w:tab w:val="right" w:pos="10206"/>
+        </w:tabs>
+        <w:snapToGrid w:val="0"/>
+        <w:spacing w:after="180" w:line="252" w:lineRule="exact"/>
+        <w:rPr>
+          <w:rFonts w:ascii="微软雅黑" w:eastAsia="微软雅黑" w:hAnsi="微软雅黑" w:hint="eastAsia"/>
+          <w:color w:val="000000"/>
+          <w:sz w:val="20"/>
+        </w:rPr>
+      </w:pPr>
+      <w:r>
+        <w:rPr>
+          <w:rFonts w:ascii="微软雅黑" w:eastAsia="微软雅黑" w:hAnsi="微软雅黑" w:hint="eastAsia"/>
           <w:color w:val="333333"/>
           <w:sz w:val="19"/>
         </w:rPr>
-        <w:t>AI 设计工具</w:t>
+        <w:t>到岗：2026 年 11 月上旬起，每周 4—5 天，可连续实习 6 个月以上</w:t>
       </w:r>
       <w:r>
         <w:rPr>
@@ -436,17 +261,222 @@
           <w:color w:val="333333"/>
           <w:sz w:val="19"/>
         </w:rPr>
-        <w:t>：Image 2.5、Nano Banana 2.1、ComfyUI、LiblibAI、Midjourney；即梦、可灵、海螺。</w:t>
-      </w:r>
-    </w:p>
-    <w:p>
-      <w:pPr>
-        <w:widowControl/>
-        <w:tabs>
-          <w:tab w:val="right" w:pos="10206"/>
-        </w:tabs>
-        <w:snapToGrid w:val="0"/>
-        <w:spacing w:after="40" w:line="274" w:lineRule="exact"/>
+        <w:t>　|　作品集含半步 34 页完整案例</w:t>
+      </w:r>
+    </w:p>
+    <w:p>
+      <w:pPr>
+        <w:widowControl/>
+        <w:tabs>
+          <w:tab w:val="right" w:pos="10206"/>
+        </w:tabs>
+        <w:snapToGrid w:val="0"/>
+        <w:spacing w:after="0" w:line="252" w:lineRule="exact"/>
+        <w:rPr>
+          <w:rFonts w:ascii="微软雅黑" w:eastAsia="微软雅黑" w:hAnsi="微软雅黑" w:hint="eastAsia"/>
+          <w:color w:val="333333"/>
+          <w:sz w:val="21"/>
+        </w:rPr>
+      </w:pPr>
+      <w:r>
+        <w:rPr>
+          <w:rFonts w:ascii="微软雅黑" w:eastAsia="微软雅黑" w:hAnsi="微软雅黑" w:hint="eastAsia"/>
+          <w:color w:val="333333"/>
+          <w:sz w:val="21"/>
+        </w:rPr>
+        <w:t>工艺美术专业 2027 届本科，专注 UI/UX、品牌视觉与 AIGC 设计。独立完成移动端产品「半步五子棋打谱」的创意、界面设计与 AI 辅助开发并上线，用真实用户反馈持续迭代；参与 AI 漫剧《画里星芒》的关键画面与风格探索。用 Figma、Photoshop 落地界面与视觉方案，用 AI 做研究与草稿，再由自己筛选精修到可交付。</w:t>
+      </w:r>
+    </w:p>
+    <w:p>
+      <w:pPr>
+        <w:keepNext/>
+        <w:widowControl/>
+        <w:tabs>
+          <w:tab w:val="right" w:pos="10206"/>
+        </w:tabs>
+        <w:snapToGrid w:val="0"/>
+        <w:spacing w:before="84" w:after="54" w:line="296" w:lineRule="exact"/>
+        <w:outlineLvl w:val="0"/>
+        <w:rPr>
+          <w:rFonts w:ascii="微软雅黑" w:eastAsia="微软雅黑" w:hAnsi="微软雅黑" w:hint="eastAsia"/>
+          <w:b/>
+          <w:color w:val="000000"/>
+          <w:sz w:val="25"/>
+        </w:rPr>
+      </w:pPr>
+      <w:r>
+        <w:rPr>
+          <w:rFonts w:ascii="微软雅黑" w:eastAsia="微软雅黑" w:hAnsi="微软雅黑" w:hint="eastAsia"/>
+          <w:b/>
+          <w:color w:val="000000"/>
+          <w:sz w:val="25"/>
+        </w:rPr>
+        <w:t>设计能力</w:t>
+      </w:r>
+    </w:p>
+    <w:p>
+      <w:pPr>
+        <w:widowControl/>
+        <w:tabs>
+          <w:tab w:val="right" w:pos="10206"/>
+        </w:tabs>
+        <w:snapToGrid w:val="0"/>
+        <w:spacing w:after="42" w:line="252" w:lineRule="exact"/>
+        <w:rPr>
+          <w:rFonts w:ascii="微软雅黑" w:eastAsia="微软雅黑" w:hAnsi="微软雅黑" w:hint="eastAsia"/>
+          <w:color w:val="000000"/>
+          <w:sz w:val="21"/>
+        </w:rPr>
+      </w:pPr>
+      <w:r>
+        <w:rPr>
+          <w:rFonts w:ascii="微软雅黑" w:eastAsia="微软雅黑" w:hAnsi="微软雅黑" w:hint="eastAsia"/>
+          <w:b/>
+          <w:color w:val="000000"/>
+          <w:sz w:val="21"/>
+        </w:rPr>
+        <w:t>UI / UX 设计</w:t>
+      </w:r>
+      <w:r>
+        <w:rPr>
+          <w:rFonts w:ascii="微软雅黑" w:eastAsia="微软雅黑" w:hAnsi="微软雅黑" w:hint="eastAsia"/>
+          <w:color w:val="000000"/>
+          <w:sz w:val="21"/>
+        </w:rPr>
+        <w:t>：用 Figma 做界面布局、信息层级与交互流程；处理复杂工具的信息分组与折叠，并完成横竖屏适配。</w:t>
+      </w:r>
+    </w:p>
+    <w:p>
+      <w:pPr>
+        <w:widowControl/>
+        <w:tabs>
+          <w:tab w:val="right" w:pos="10206"/>
+        </w:tabs>
+        <w:snapToGrid w:val="0"/>
+        <w:spacing w:after="42" w:line="252" w:lineRule="exact"/>
+        <w:rPr>
+          <w:rFonts w:ascii="微软雅黑" w:eastAsia="微软雅黑" w:hAnsi="微软雅黑" w:hint="eastAsia"/>
+          <w:color w:val="000000"/>
+          <w:sz w:val="21"/>
+        </w:rPr>
+      </w:pPr>
+      <w:r>
+        <w:rPr>
+          <w:rFonts w:ascii="微软雅黑" w:eastAsia="微软雅黑" w:hAnsi="微软雅黑" w:hint="eastAsia"/>
+          <w:b/>
+          <w:color w:val="000000"/>
+          <w:sz w:val="21"/>
+        </w:rPr>
+        <w:t>视觉与品牌</w:t>
+      </w:r>
+      <w:r>
+        <w:rPr>
+          <w:rFonts w:ascii="微软雅黑" w:eastAsia="微软雅黑" w:hAnsi="微软雅黑" w:hint="eastAsia"/>
+          <w:color w:val="000000"/>
+          <w:sz w:val="21"/>
+        </w:rPr>
+        <w:t>：Photoshop、CorelDRAW 完成图像合成、字体编排与配色；从定位与竞品分析推进到标志、辅助图形与包装的识别系统。</w:t>
+      </w:r>
+    </w:p>
+    <w:p>
+      <w:pPr>
+        <w:widowControl/>
+        <w:tabs>
+          <w:tab w:val="right" w:pos="10206"/>
+        </w:tabs>
+        <w:snapToGrid w:val="0"/>
+        <w:spacing w:after="42" w:line="252" w:lineRule="exact"/>
+        <w:rPr>
+          <w:rFonts w:ascii="微软雅黑" w:eastAsia="微软雅黑" w:hAnsi="微软雅黑" w:hint="eastAsia"/>
+          <w:color w:val="000000"/>
+          <w:sz w:val="21"/>
+        </w:rPr>
+      </w:pPr>
+      <w:r>
+        <w:rPr>
+          <w:rFonts w:ascii="微软雅黑" w:eastAsia="微软雅黑" w:hAnsi="微软雅黑" w:hint="eastAsia"/>
+          <w:b/>
+          <w:color w:val="000000"/>
+          <w:sz w:val="21"/>
+        </w:rPr>
+        <w:t>IP 与文创</w:t>
+      </w:r>
+      <w:r>
+        <w:rPr>
+          <w:rFonts w:ascii="微软雅黑" w:eastAsia="微软雅黑" w:hAnsi="微软雅黑" w:hint="eastAsia"/>
+          <w:color w:val="000000"/>
+          <w:sz w:val="21"/>
+        </w:rPr>
+        <w:t>：从文化母题提取角色特征、造型语言与纹样，延展至包装、挂件、文具等实体应用。</w:t>
+      </w:r>
+    </w:p>
+    <w:p>
+      <w:pPr>
+        <w:widowControl/>
+        <w:tabs>
+          <w:tab w:val="right" w:pos="10206"/>
+        </w:tabs>
+        <w:snapToGrid w:val="0"/>
+        <w:spacing w:after="42" w:line="252" w:lineRule="exact"/>
+        <w:rPr>
+          <w:rFonts w:ascii="微软雅黑" w:eastAsia="微软雅黑" w:hAnsi="微软雅黑" w:hint="eastAsia"/>
+          <w:color w:val="000000"/>
+          <w:sz w:val="21"/>
+        </w:rPr>
+      </w:pPr>
+      <w:r>
+        <w:rPr>
+          <w:rFonts w:ascii="微软雅黑" w:eastAsia="微软雅黑" w:hAnsi="微软雅黑" w:hint="eastAsia"/>
+          <w:b/>
+          <w:color w:val="000000"/>
+          <w:sz w:val="21"/>
+        </w:rPr>
+        <w:t>AIGC 工作流</w:t>
+      </w:r>
+      <w:r>
+        <w:rPr>
+          <w:rFonts w:ascii="微软雅黑" w:eastAsia="微软雅黑" w:hAnsi="微软雅黑" w:hint="eastAsia"/>
+          <w:color w:val="000000"/>
+          <w:sz w:val="21"/>
+        </w:rPr>
+        <w:t>：用 Image、ComfyUI、Midjourney 等做多方案草稿与风格探索，再人工筛选、修型、合成到成品。</w:t>
+      </w:r>
+    </w:p>
+    <w:p>
+      <w:pPr>
+        <w:keepNext/>
+        <w:widowControl/>
+        <w:tabs>
+          <w:tab w:val="right" w:pos="10206"/>
+        </w:tabs>
+        <w:snapToGrid w:val="0"/>
+        <w:spacing w:before="120" w:after="54" w:line="296" w:lineRule="exact"/>
+        <w:outlineLvl w:val="0"/>
+        <w:rPr>
+          <w:rFonts w:ascii="微软雅黑" w:eastAsia="微软雅黑" w:hAnsi="微软雅黑" w:hint="eastAsia"/>
+          <w:b/>
+          <w:color w:val="000000"/>
+          <w:sz w:val="25"/>
+        </w:rPr>
+      </w:pPr>
+      <w:r>
+        <w:rPr>
+          <w:rFonts w:ascii="微软雅黑" w:eastAsia="微软雅黑" w:hAnsi="微软雅黑" w:hint="eastAsia"/>
+          <w:b/>
+          <w:color w:val="000000"/>
+          <w:sz w:val="25"/>
+        </w:rPr>
+        <w:t>工具与协作</w:t>
+      </w:r>
+    </w:p>
+    <w:p>
+      <w:pPr>
+        <w:widowControl/>
+        <w:tabs>
+          <w:tab w:val="right" w:pos="10206"/>
+        </w:tabs>
+        <w:snapToGrid w:val="0"/>
+        <w:spacing w:after="22" w:line="228" w:lineRule="exact"/>
         <w:rPr>
           <w:rFonts w:ascii="微软雅黑" w:eastAsia="微软雅黑" w:hAnsi="微软雅黑" w:hint="eastAsia"/>
           <w:color w:val="333333"/>
@@ -460,7 +490,7 @@
           <w:color w:val="333333"/>
           <w:sz w:val="19"/>
         </w:rPr>
-        <w:t>Agent 协作</w:t>
+        <w:t>设计工具与 AI</w:t>
       </w:r>
       <w:r>
         <w:rPr>
@@ -468,39 +498,7 @@
           <w:color w:val="333333"/>
           <w:sz w:val="19"/>
         </w:rPr>
-        <w:t>：熟练使用 GPT、ZCode、WorkBuddy、Qoder，辅助任务拆解、方案整理与迭代。</w:t>
-      </w:r>
-    </w:p>
-    <w:p>
-      <w:pPr>
-        <w:widowControl/>
-        <w:tabs>
-          <w:tab w:val="right" w:pos="10206"/>
-        </w:tabs>
-        <w:snapToGrid w:val="0"/>
-        <w:spacing w:after="40" w:line="274" w:lineRule="exact"/>
-        <w:rPr>
-          <w:rFonts w:ascii="微软雅黑" w:eastAsia="微软雅黑" w:hAnsi="微软雅黑" w:hint="eastAsia"/>
-          <w:color w:val="333333"/>
-          <w:sz w:val="19"/>
-        </w:rPr>
-      </w:pPr>
-      <w:r>
-        <w:rPr>
-          <w:rFonts w:ascii="微软雅黑" w:eastAsia="微软雅黑" w:hAnsi="微软雅黑" w:hint="eastAsia"/>
-          <w:b/>
-          <w:color w:val="333333"/>
-          <w:sz w:val="19"/>
-        </w:rPr>
-        <w:t>三维拓展</w:t>
-      </w:r>
-      <w:r>
-        <w:rPr>
-          <w:rFonts w:ascii="微软雅黑" w:eastAsia="微软雅黑" w:hAnsi="微软雅黑" w:hint="eastAsia"/>
-          <w:color w:val="333333"/>
-          <w:sz w:val="19"/>
-        </w:rPr>
-        <w:t>：使用 3ds Max、ZBrush、Blender 进行形象建模，辅助设计效果呈现。</w:t>
+        <w:t>：Figma、Photoshop、CorelDRAW；3ds Max、ZBrush、Blender 辅助建模；Image 2.5、Nano Banana 2.1、ComfyUI、LiblibAI、Midjourney、即梦、可灵、海螺；GPT、Qoder、ZCode、WorkBuddy 做任务拆解与迭代。</w:t>
       </w:r>
     </w:p>
     <w:p>
@@ -511,7 +509,7 @@
           <w:tab w:val="right" w:pos="10206"/>
         </w:tabs>
         <w:snapToGrid w:val="0"/>
-        <w:spacing w:before="180" w:after="80" w:line="340" w:lineRule="exact"/>
+        <w:spacing w:before="84" w:after="54" w:line="296" w:lineRule="exact"/>
         <w:outlineLvl w:val="0"/>
         <w:rPr>
           <w:rFonts w:ascii="微软雅黑" w:eastAsia="微软雅黑" w:hAnsi="微软雅黑" w:hint="eastAsia"/>
@@ -538,7 +536,204 @@
           <w:tab w:val="right" w:pos="10206"/>
         </w:tabs>
         <w:snapToGrid w:val="0"/>
-        <w:spacing w:before="80" w:after="60" w:line="310" w:lineRule="exact"/>
+        <w:spacing w:before="50" w:after="42" w:line="252" w:lineRule="exact"/>
+        <w:rPr>
+          <w:rFonts w:ascii="微软雅黑" w:eastAsia="微软雅黑" w:hAnsi="微软雅黑" w:hint="eastAsia"/>
+          <w:b/>
+          <w:color w:val="000000"/>
+          <w:sz w:val="21"/>
+        </w:rPr>
+      </w:pPr>
+      <w:r>
+        <w:rPr>
+          <w:rFonts w:ascii="微软雅黑" w:eastAsia="微软雅黑" w:hAnsi="微软雅黑" w:hint="eastAsia"/>
+          <w:b/>
+          <w:color w:val="000000"/>
+          <w:sz w:val="21"/>
+        </w:rPr>
+        <w:t>半步五子棋打谱  |  移动端 UI/UX 与主题系统  |  个人项目</w:t>
+      </w:r>
+    </w:p>
+    <w:p>
+      <w:pPr>
+        <w:pStyle w:val="a9"/>
+        <w:widowControl/>
+        <w:numPr>
+          <w:ilvl w:val="0"/>
+          <w:numId w:val="2"/>
+        </w:numPr>
+        <w:tabs>
+          <w:tab w:val="right" w:pos="10206"/>
+        </w:tabs>
+        <w:snapToGrid w:val="0"/>
+        <w:spacing w:after="28" w:line="252" w:lineRule="exact"/>
+        <w:ind w:left="200" w:hanging="200"/>
+        <w:rPr>
+          <w:rFonts w:ascii="微软雅黑" w:eastAsia="微软雅黑" w:hAnsi="微软雅黑" w:hint="eastAsia"/>
+          <w:color w:val="000000"/>
+          <w:sz w:val="21"/>
+        </w:rPr>
+      </w:pPr>
+      <w:r>
+        <w:rPr>
+          <w:rFonts w:ascii="微软雅黑" w:eastAsia="微软雅黑" w:hAnsi="微软雅黑" w:hint="eastAsia"/>
+          <w:color w:val="000000"/>
+          <w:sz w:val="21"/>
+        </w:rPr>
+        <w:t>独立提出产品方向并完成全部界面设计：打谱、棋谱库、对弈、设置四个任务各自成区，高频操作下沉到底部导航。</w:t>
+      </w:r>
+    </w:p>
+    <w:p>
+      <w:pPr>
+        <w:pStyle w:val="a9"/>
+        <w:widowControl/>
+        <w:numPr>
+          <w:ilvl w:val="0"/>
+          <w:numId w:val="2"/>
+        </w:numPr>
+        <w:tabs>
+          <w:tab w:val="right" w:pos="10206"/>
+        </w:tabs>
+        <w:snapToGrid w:val="0"/>
+        <w:spacing w:after="28" w:line="252" w:lineRule="exact"/>
+        <w:ind w:left="200" w:hanging="200"/>
+        <w:rPr>
+          <w:rFonts w:ascii="微软雅黑" w:eastAsia="微软雅黑" w:hAnsi="微软雅黑" w:hint="eastAsia"/>
+          <w:color w:val="000000"/>
+          <w:sz w:val="21"/>
+        </w:rPr>
+      </w:pPr>
+      <w:r>
+        <w:rPr>
+          <w:rFonts w:ascii="微软雅黑" w:eastAsia="微软雅黑" w:hAnsi="微软雅黑" w:hint="eastAsia"/>
+          <w:color w:val="000000"/>
+          <w:sz w:val="21"/>
+        </w:rPr>
+        <w:t>为密集工具做三档折叠（压缩顶栏 → 隐藏状态栏 → 隐藏底部导航），把约五分之一屏幕还给棋盘；另完成横屏与平板适配，并设计 23 套主题（敦煌、黑金、水墨），按图像、线条、纹理三层拆解配色。</w:t>
+      </w:r>
+    </w:p>
+    <w:p>
+      <w:pPr>
+        <w:pStyle w:val="a9"/>
+        <w:widowControl/>
+        <w:numPr>
+          <w:ilvl w:val="0"/>
+          <w:numId w:val="2"/>
+        </w:numPr>
+        <w:tabs>
+          <w:tab w:val="right" w:pos="10206"/>
+        </w:tabs>
+        <w:snapToGrid w:val="0"/>
+        <w:spacing w:after="28" w:line="252" w:lineRule="exact"/>
+        <w:ind w:left="200" w:hanging="200"/>
+        <w:rPr>
+          <w:rFonts w:ascii="微软雅黑" w:eastAsia="微软雅黑" w:hAnsi="微软雅黑" w:hint="eastAsia"/>
+          <w:color w:val="000000"/>
+          <w:sz w:val="21"/>
+        </w:rPr>
+      </w:pPr>
+      <w:r>
+        <w:rPr>
+          <w:rFonts w:ascii="微软雅黑" w:eastAsia="微软雅黑" w:hAnsi="微软雅黑" w:hint="eastAsia"/>
+          <w:color w:val="000000"/>
+          <w:sz w:val="21"/>
+        </w:rPr>
+        <w:t>借 AI 辅助完成开发并上线：宣传视频 1,000+ 次观看、50 次收藏，自建官方群 57 位真实用户参与反馈。</w:t>
+      </w:r>
+    </w:p>
+    <w:p>
+      <w:pPr>
+        <w:keepNext/>
+        <w:widowControl/>
+        <w:tabs>
+          <w:tab w:val="right" w:pos="10206"/>
+        </w:tabs>
+        <w:snapToGrid w:val="0"/>
+        <w:spacing w:before="50" w:after="42" w:line="252" w:lineRule="exact"/>
+        <w:rPr>
+          <w:rFonts w:ascii="微软雅黑" w:eastAsia="微软雅黑" w:hAnsi="微软雅黑" w:hint="eastAsia"/>
+          <w:b/>
+          <w:color w:val="000000"/>
+          <w:sz w:val="21"/>
+        </w:rPr>
+      </w:pPr>
+      <w:r>
+        <w:rPr>
+          <w:rFonts w:ascii="微软雅黑" w:eastAsia="微软雅黑" w:hAnsi="微软雅黑" w:hint="eastAsia"/>
+          <w:b/>
+          <w:color w:val="000000"/>
+          <w:sz w:val="21"/>
+        </w:rPr>
+        <w:t>画里星芒  |  AI 漫剧关键画面与风格探索  |  双人课程项目</w:t>
+      </w:r>
+    </w:p>
+    <w:p>
+      <w:pPr>
+        <w:pStyle w:val="a9"/>
+        <w:widowControl/>
+        <w:numPr>
+          <w:ilvl w:val="0"/>
+          <w:numId w:val="2"/>
+        </w:numPr>
+        <w:tabs>
+          <w:tab w:val="right" w:pos="10206"/>
+        </w:tabs>
+        <w:snapToGrid w:val="0"/>
+        <w:spacing w:after="28" w:line="252" w:lineRule="exact"/>
+        <w:ind w:left="200" w:hanging="200"/>
+        <w:rPr>
+          <w:rFonts w:ascii="微软雅黑" w:eastAsia="微软雅黑" w:hAnsi="微软雅黑" w:hint="eastAsia"/>
+          <w:color w:val="000000"/>
+          <w:sz w:val="21"/>
+        </w:rPr>
+      </w:pPr>
+      <w:r>
+        <w:rPr>
+          <w:rFonts w:ascii="微软雅黑" w:eastAsia="微软雅黑" w:hAnsi="微软雅黑" w:hint="eastAsia"/>
+          <w:color w:val="000000"/>
+          <w:sz w:val="21"/>
+        </w:rPr>
+        <w:t>承担关键画面设计与视觉风格探索，用 AI 生成角色、场景与镜头方案，再筛选、修型并对齐整片色调。</w:t>
+      </w:r>
+    </w:p>
+    <w:p>
+      <w:pPr>
+        <w:pStyle w:val="a9"/>
+        <w:widowControl/>
+        <w:numPr>
+          <w:ilvl w:val="0"/>
+          <w:numId w:val="2"/>
+        </w:numPr>
+        <w:tabs>
+          <w:tab w:val="right" w:pos="10206"/>
+        </w:tabs>
+        <w:snapToGrid w:val="0"/>
+        <w:spacing w:after="28" w:line="252" w:lineRule="exact"/>
+        <w:ind w:left="200" w:hanging="200"/>
+        <w:rPr>
+          <w:rFonts w:ascii="微软雅黑" w:eastAsia="微软雅黑" w:hAnsi="微软雅黑" w:hint="eastAsia"/>
+          <w:color w:val="000000"/>
+          <w:sz w:val="21"/>
+        </w:rPr>
+      </w:pPr>
+      <w:r>
+        <w:rPr>
+          <w:rFonts w:ascii="微软雅黑" w:eastAsia="微软雅黑" w:hAnsi="微软雅黑" w:hint="eastAsia"/>
+          <w:color w:val="000000"/>
+          <w:sz w:val="21"/>
+        </w:rPr>
+        <w:t>成片保留合作署名与分工说明，明确本人负责的画面范围。</w:t>
+      </w:r>
+    </w:p>
+    <w:p>
+      <w:pPr>
+        <w:keepNext/>
+        <w:widowControl/>
+        <w:tabs>
+          <w:tab w:val="right" w:pos="10206"/>
+        </w:tabs>
+        <w:snapToGrid w:val="0"/>
+        <w:spacing w:before="50" w:after="42" w:line="252" w:lineRule="exact"/>
         <w:rPr>
           <w:rFonts w:ascii="微软雅黑" w:eastAsia="微软雅黑" w:hAnsi="微软雅黑" w:hint="eastAsia"/>
           <w:b/>
@@ -568,7 +763,7 @@
           <w:tab w:val="right" w:pos="10206"/>
         </w:tabs>
         <w:snapToGrid w:val="0"/>
-        <w:spacing w:after="50" w:line="310" w:lineRule="exact"/>
+        <w:spacing w:after="28" w:line="252" w:lineRule="exact"/>
         <w:ind w:left="200" w:hanging="200"/>
         <w:rPr>
           <w:rFonts w:ascii="微软雅黑" w:eastAsia="微软雅黑" w:hAnsi="微软雅黑" w:hint="eastAsia"/>
@@ -597,7 +792,7 @@
           <w:tab w:val="right" w:pos="10206"/>
         </w:tabs>
         <w:snapToGrid w:val="0"/>
-        <w:spacing w:after="50" w:line="310" w:lineRule="exact"/>
+        <w:spacing w:after="28" w:line="252" w:lineRule="exact"/>
         <w:ind w:left="200" w:hanging="200"/>
         <w:rPr>
           <w:rFonts w:ascii="微软雅黑" w:eastAsia="微软雅黑" w:hAnsi="微软雅黑" w:hint="eastAsia"/>
@@ -622,7 +817,7 @@
           <w:tab w:val="right" w:pos="10206"/>
         </w:tabs>
         <w:snapToGrid w:val="0"/>
-        <w:spacing w:before="80" w:after="60" w:line="310" w:lineRule="exact"/>
+        <w:spacing w:before="50" w:after="42" w:line="252" w:lineRule="exact"/>
         <w:rPr>
           <w:rFonts w:ascii="微软雅黑" w:eastAsia="微软雅黑" w:hAnsi="微软雅黑" w:hint="eastAsia"/>
           <w:b/>
@@ -652,7 +847,7 @@
           <w:tab w:val="right" w:pos="10206"/>
         </w:tabs>
         <w:snapToGrid w:val="0"/>
-        <w:spacing w:after="50" w:line="310" w:lineRule="exact"/>
+        <w:spacing w:after="28" w:line="252" w:lineRule="exact"/>
         <w:ind w:left="200" w:hanging="200"/>
         <w:rPr>
           <w:rFonts w:ascii="微软雅黑" w:eastAsia="微软雅黑" w:hAnsi="微软雅黑" w:hint="eastAsia"/>
@@ -677,131 +872,23 @@
           <w:tab w:val="right" w:pos="10206"/>
         </w:tabs>
         <w:snapToGrid w:val="0"/>
-        <w:spacing w:before="80" w:after="60" w:line="310" w:lineRule="exact"/>
-        <w:rPr>
-          <w:rFonts w:ascii="微软雅黑" w:eastAsia="微软雅黑" w:hAnsi="微软雅黑" w:hint="eastAsia"/>
-          <w:b/>
-          <w:color w:val="000000"/>
-          <w:sz w:val="21"/>
-        </w:rPr>
-      </w:pPr>
-      <w:r>
-        <w:rPr>
-          <w:rFonts w:ascii="微软雅黑" w:eastAsia="微软雅黑" w:hAnsi="微软雅黑" w:hint="eastAsia"/>
-          <w:b/>
-          <w:color w:val="000000"/>
-          <w:sz w:val="21"/>
-        </w:rPr>
-        <w:t>半步五子棋打谱  |  移动端设计与落地  |  个人项目</w:t>
-      </w:r>
-    </w:p>
-    <w:p>
-      <w:pPr>
-        <w:pStyle w:val="a9"/>
-        <w:widowControl/>
-        <w:numPr>
-          <w:ilvl w:val="0"/>
-          <w:numId w:val="2"/>
-        </w:numPr>
-        <w:tabs>
-          <w:tab w:val="right" w:pos="10206"/>
-        </w:tabs>
-        <w:snapToGrid w:val="0"/>
-        <w:spacing w:after="50" w:line="310" w:lineRule="exact"/>
-        <w:ind w:left="200" w:hanging="200"/>
-        <w:rPr>
-          <w:rFonts w:ascii="微软雅黑" w:eastAsia="微软雅黑" w:hAnsi="微软雅黑" w:hint="eastAsia"/>
-          <w:color w:val="000000"/>
-          <w:sz w:val="21"/>
-        </w:rPr>
-      </w:pPr>
-      <w:r>
-        <w:rPr>
-          <w:rFonts w:ascii="微软雅黑" w:eastAsia="微软雅黑" w:hAnsi="微软雅黑" w:hint="eastAsia"/>
-          <w:color w:val="000000"/>
-          <w:sz w:val="21"/>
-        </w:rPr>
-        <w:t>独立完成产品创意与界面设计，并通过 AI 辅助开发实现可用软件，将设计构想推进至真实使用场景。</w:t>
-      </w:r>
-    </w:p>
-    <w:p>
-      <w:pPr>
-        <w:pStyle w:val="a9"/>
-        <w:widowControl/>
-        <w:numPr>
-          <w:ilvl w:val="0"/>
-          <w:numId w:val="2"/>
-        </w:numPr>
-        <w:tabs>
-          <w:tab w:val="right" w:pos="10206"/>
-        </w:tabs>
-        <w:snapToGrid w:val="0"/>
-        <w:spacing w:after="50" w:line="310" w:lineRule="exact"/>
-        <w:ind w:left="200" w:hanging="200"/>
-        <w:rPr>
-          <w:rFonts w:ascii="微软雅黑" w:eastAsia="微软雅黑" w:hAnsi="微软雅黑" w:hint="eastAsia"/>
-          <w:color w:val="000000"/>
-          <w:sz w:val="21"/>
-        </w:rPr>
-      </w:pPr>
-      <w:r>
-        <w:rPr>
-          <w:rFonts w:ascii="微软雅黑" w:eastAsia="微软雅黑" w:hAnsi="微软雅黑" w:hint="eastAsia"/>
-          <w:color w:val="000000"/>
-          <w:sz w:val="21"/>
-        </w:rPr>
-        <w:t xml:space="preserve">多平台宣传视频累计获 </w:t>
-      </w:r>
-      <w:r>
-        <w:rPr>
-          <w:rFonts w:ascii="微软雅黑" w:eastAsia="微软雅黑" w:hAnsi="微软雅黑" w:hint="eastAsia"/>
-          <w:b/>
-          <w:color w:val="000000"/>
-          <w:sz w:val="21"/>
-        </w:rPr>
-        <w:t>1,000+ 次观看</w:t>
-      </w:r>
-      <w:r>
-        <w:rPr>
-          <w:rFonts w:ascii="微软雅黑" w:eastAsia="微软雅黑" w:hAnsi="微软雅黑" w:hint="eastAsia"/>
-          <w:color w:val="000000"/>
-          <w:sz w:val="21"/>
-        </w:rPr>
-        <w:t>、</w:t>
-      </w:r>
-      <w:r>
-        <w:rPr>
-          <w:rFonts w:ascii="微软雅黑" w:eastAsia="微软雅黑" w:hAnsi="微软雅黑" w:hint="eastAsia"/>
-          <w:b/>
-          <w:color w:val="000000"/>
-          <w:sz w:val="21"/>
-        </w:rPr>
-        <w:t>50 次收藏</w:t>
-      </w:r>
-      <w:r>
-        <w:rPr>
-          <w:rFonts w:ascii="微软雅黑" w:eastAsia="微软雅黑" w:hAnsi="微软雅黑" w:hint="eastAsia"/>
-          <w:color w:val="000000"/>
-          <w:sz w:val="21"/>
-        </w:rPr>
-        <w:t xml:space="preserve">，自建官方群吸引 </w:t>
-      </w:r>
-      <w:r>
-        <w:rPr>
-          <w:rFonts w:ascii="微软雅黑" w:eastAsia="微软雅黑" w:hAnsi="微软雅黑" w:hint="eastAsia"/>
-          <w:b/>
-          <w:color w:val="000000"/>
-          <w:sz w:val="21"/>
-        </w:rPr>
-        <w:t>57 位真实用户</w:t>
-      </w:r>
-      <w:r>
-        <w:rPr>
-          <w:rFonts w:ascii="微软雅黑" w:eastAsia="微软雅黑" w:hAnsi="微软雅黑" w:hint="eastAsia"/>
-          <w:color w:val="000000"/>
-          <w:sz w:val="21"/>
-        </w:rPr>
-        <w:t>加入。</w:t>
+        <w:spacing w:before="84" w:after="54" w:line="296" w:lineRule="exact"/>
+        <w:outlineLvl w:val="0"/>
+        <w:rPr>
+          <w:rFonts w:ascii="微软雅黑" w:eastAsia="微软雅黑" w:hAnsi="微软雅黑" w:hint="eastAsia"/>
+          <w:b/>
+          <w:color w:val="000000"/>
+          <w:sz w:val="25"/>
+        </w:rPr>
+      </w:pPr>
+      <w:r>
+        <w:rPr>
+          <w:rFonts w:ascii="微软雅黑" w:eastAsia="微软雅黑" w:hAnsi="微软雅黑" w:hint="eastAsia"/>
+          <w:b/>
+          <w:color w:val="000000"/>
+          <w:sz w:val="25"/>
+        </w:rPr>
+        <w:t>教育背景</w:t>
       </w:r>
     </w:p>
     <w:p>
@@ -812,34 +899,7 @@
           <w:tab w:val="right" w:pos="10206"/>
         </w:tabs>
         <w:snapToGrid w:val="0"/>
-        <w:spacing w:before="180" w:after="80" w:line="340" w:lineRule="exact"/>
-        <w:outlineLvl w:val="0"/>
-        <w:rPr>
-          <w:rFonts w:ascii="微软雅黑" w:eastAsia="微软雅黑" w:hAnsi="微软雅黑" w:hint="eastAsia"/>
-          <w:b/>
-          <w:color w:val="000000"/>
-          <w:sz w:val="25"/>
-        </w:rPr>
-      </w:pPr>
-      <w:r>
-        <w:rPr>
-          <w:rFonts w:ascii="微软雅黑" w:eastAsia="微软雅黑" w:hAnsi="微软雅黑" w:hint="eastAsia"/>
-          <w:b/>
-          <w:color w:val="000000"/>
-          <w:sz w:val="25"/>
-        </w:rPr>
-        <w:t>教育背景</w:t>
-      </w:r>
-    </w:p>
-    <w:p>
-      <w:pPr>
-        <w:keepNext/>
-        <w:widowControl/>
-        <w:tabs>
-          <w:tab w:val="right" w:pos="10206"/>
-        </w:tabs>
-        <w:snapToGrid w:val="0"/>
-        <w:spacing w:before="60" w:after="60" w:line="310" w:lineRule="exact"/>
+        <w:spacing w:before="36" w:after="42" w:line="252" w:lineRule="exact"/>
         <w:rPr>
           <w:rFonts w:ascii="微软雅黑" w:eastAsia="微软雅黑" w:hAnsi="微软雅黑" w:hint="eastAsia"/>
           <w:b/>
@@ -881,7 +941,7 @@
           <w:tab w:val="right" w:pos="10206"/>
         </w:tabs>
         <w:snapToGrid w:val="0"/>
-        <w:spacing w:after="60" w:line="310" w:lineRule="exact"/>
+        <w:spacing w:after="42" w:line="252" w:lineRule="exact"/>
         <w:rPr>
           <w:rFonts w:ascii="微软雅黑" w:eastAsia="微软雅黑" w:hAnsi="微软雅黑" w:hint="eastAsia"/>
           <w:color w:val="000000"/>
@@ -928,7 +988,7 @@
           <w:color w:val="000000"/>
           <w:sz w:val="21"/>
         </w:rPr>
-        <w:t>、学业三等奖学金；获评三好学生、优秀社会实践者。可每周到岗 4—5 天，连续实习 6 个月以上。</w:t>
+        <w:t>、学业三等奖学金；获评三好学生、优秀社会实践者。</w:t>
       </w:r>
     </w:p>
     <w:p>
@@ -939,7 +999,7 @@
           <w:tab w:val="right" w:pos="10206"/>
         </w:tabs>
         <w:snapToGrid w:val="0"/>
-        <w:spacing w:before="180" w:after="80" w:line="340" w:lineRule="exact"/>
+        <w:spacing w:before="84" w:after="54" w:line="296" w:lineRule="exact"/>
         <w:outlineLvl w:val="0"/>
         <w:rPr>
           <w:rFonts w:ascii="微软雅黑" w:eastAsia="微软雅黑" w:hAnsi="微软雅黑" w:hint="eastAsia"/>
@@ -965,7 +1025,7 @@
           <w:tab w:val="right" w:pos="10206"/>
         </w:tabs>
         <w:snapToGrid w:val="0"/>
-        <w:spacing w:after="60" w:line="290" w:lineRule="exact"/>
+        <w:spacing w:after="42" w:line="240" w:lineRule="exact"/>
         <w:rPr>
           <w:rFonts w:ascii="微软雅黑" w:eastAsia="微软雅黑" w:hAnsi="微软雅黑" w:hint="eastAsia"/>
           <w:color w:val="000000"/>
@@ -978,40 +1038,17 @@
           <w:color w:val="000000"/>
           <w:sz w:val="20"/>
         </w:rPr>
-        <w:t>第一届狮信杯（2024.11—12）：参与宣传、担任裁判长；活动吸引 500 余人，负责决赛编排与裁判协调。</w:t>
-      </w:r>
-    </w:p>
-    <w:p>
-      <w:pPr>
-        <w:widowControl/>
-        <w:tabs>
-          <w:tab w:val="right" w:pos="10206"/>
-        </w:tabs>
-        <w:snapToGrid w:val="0"/>
-        <w:spacing w:after="60" w:line="290" w:lineRule="exact"/>
-        <w:rPr>
-          <w:rFonts w:ascii="微软雅黑" w:eastAsia="微软雅黑" w:hAnsi="微软雅黑" w:hint="eastAsia"/>
-          <w:color w:val="000000"/>
-          <w:sz w:val="20"/>
-        </w:rPr>
-      </w:pPr>
-      <w:r>
-        <w:rPr>
-          <w:rFonts w:ascii="微软雅黑" w:eastAsia="微软雅黑" w:hAnsi="微软雅黑" w:hint="eastAsia"/>
-          <w:color w:val="000000"/>
-          <w:sz w:val="20"/>
-        </w:rPr>
-        <w:t>第一届松雅杯（2023.12）：牵头策划与多渠道宣传，吸引 100 余人报名，并参与执裁与现场组织。</w:t>
-      </w:r>
-    </w:p>
-    <w:p>
-      <w:pPr>
-        <w:widowControl/>
-        <w:tabs>
-          <w:tab w:val="right" w:pos="10206"/>
-        </w:tabs>
-        <w:snapToGrid w:val="0"/>
-        <w:spacing w:after="60" w:line="310" w:lineRule="exact"/>
+        <w:t>第一届狮信杯（2024.11—12）：负责宣传并担任裁判长，活动吸引 500 余人，承担决赛编排与裁判协调；第一届松雅杯（2023.12）：牵头策划与多渠道宣传，吸引 100 余人报名，参与执裁与现场组织。</w:t>
+      </w:r>
+    </w:p>
+    <w:p>
+      <w:pPr>
+        <w:widowControl/>
+        <w:tabs>
+          <w:tab w:val="right" w:pos="10206"/>
+        </w:tabs>
+        <w:snapToGrid w:val="0"/>
+        <w:spacing w:after="42" w:line="252" w:lineRule="exact"/>
         <w:rPr>
           <w:rFonts w:ascii="微软雅黑" w:eastAsia="微软雅黑" w:hAnsi="微软雅黑" w:hint="eastAsia"/>
           <w:color w:val="000000"/>

--- a/portfolio/肖振_个人简历.docx
+++ b/portfolio/肖振_个人简历.docx
@@ -6,7 +6,7 @@
       <w:pPr>
         <w:pStyle w:val="a3"/>
         <w:keepNext/>
-        <w:spacing w:after="42" w:line="680" w:lineRule="exact"/>
+        <w:spacing w:after="100" w:line="680" w:lineRule="exact"/>
         <w:jc w:val="left"/>
         <w:rPr>
           <w:rFonts w:ascii="微软雅黑" w:eastAsia="微软雅黑" w:hAnsi="微软雅黑" w:hint="eastAsia"/>
@@ -157,7 +157,7 @@
           <w:tab w:val="right" w:pos="10206"/>
         </w:tabs>
         <w:snapToGrid w:val="0"/>
-        <w:spacing w:after="54" w:line="252" w:lineRule="exact"/>
+        <w:spacing w:after="80" w:line="310" w:lineRule="exact"/>
         <w:rPr>
           <w:rFonts w:ascii="微软雅黑" w:eastAsia="微软雅黑" w:hAnsi="微软雅黑" w:hint="eastAsia"/>
           <w:b/>
@@ -181,7 +181,7 @@
           <w:tab w:val="right" w:pos="10206"/>
         </w:tabs>
         <w:snapToGrid w:val="0"/>
-        <w:spacing w:after="110" w:line="252" w:lineRule="exact"/>
+        <w:spacing w:after="320" w:line="310" w:lineRule="exact"/>
         <w:rPr>
           <w:rFonts w:ascii="微软雅黑" w:eastAsia="微软雅黑" w:hAnsi="微软雅黑" w:hint="eastAsia"/>
           <w:color w:val="000000"/>
@@ -194,7 +194,30 @@
           <w:color w:val="000000"/>
           <w:sz w:val="20"/>
         </w:rPr>
-        <w:t>电话：19207474639　|　邮箱：1159185180@qq.com</w:t>
+        <w:t>电话：19207474639</w:t>
+      </w:r>
+    </w:p>
+    <w:p>
+      <w:pPr>
+        <w:widowControl/>
+        <w:tabs>
+          <w:tab w:val="right" w:pos="10206"/>
+        </w:tabs>
+        <w:snapToGrid w:val="0"/>
+        <w:spacing w:after="0" w:line="310" w:lineRule="exact"/>
+        <w:rPr>
+          <w:rFonts w:ascii="微软雅黑" w:eastAsia="微软雅黑" w:hAnsi="微软雅黑" w:hint="eastAsia"/>
+          <w:color w:val="333333"/>
+          <w:sz w:val="21"/>
+        </w:rPr>
+      </w:pPr>
+      <w:r>
+        <w:rPr>
+          <w:rFonts w:ascii="微软雅黑" w:eastAsia="微软雅黑" w:hAnsi="微软雅黑" w:hint="eastAsia"/>
+          <w:color w:val="333333"/>
+          <w:sz w:val="21"/>
+        </w:rPr>
+        <w:t>工艺美术专业背景，擅长将 AI 融入设计研究、创意探索与视觉表达，结合 Figma、Photoshop 推进 UI、海报及 IP 设计。兼具品牌策划思维与跨工具协作能力，可从概念构思推进至视觉方案与应用呈现。</w:t>
       </w:r>
     </w:p>
     <w:p>
@@ -205,55 +228,207 @@
           <w:tab w:val="right" w:pos="10206"/>
         </w:tabs>
         <w:snapToGrid w:val="0"/>
-        <w:spacing w:after="42" w:line="252" w:lineRule="exact"/>
-        <w:rPr>
-          <w:rFonts w:ascii="微软雅黑" w:eastAsia="微软雅黑" w:hAnsi="微软雅黑" w:hint="eastAsia"/>
-          <w:color w:val="000000"/>
-          <w:sz w:val="20"/>
-        </w:rPr>
-      </w:pPr>
-      <w:r>
+        <w:spacing w:before="180" w:after="80" w:line="340" w:lineRule="exact"/>
+        <w:outlineLvl w:val="0"/>
+        <w:rPr>
+          <w:rFonts w:ascii="微软雅黑" w:eastAsia="微软雅黑" w:hAnsi="微软雅黑" w:hint="eastAsia"/>
+          <w:b/>
+          <w:color w:val="000000"/>
+          <w:sz w:val="25"/>
+        </w:rPr>
+      </w:pPr>
+      <w:r>
+        <w:rPr>
+          <w:rFonts w:ascii="微软雅黑" w:eastAsia="微软雅黑" w:hAnsi="微软雅黑" w:hint="eastAsia"/>
+          <w:b/>
+          <w:color w:val="000000"/>
+          <w:sz w:val="25"/>
+        </w:rPr>
+        <w:t>核心设计能力</w:t>
+      </w:r>
+    </w:p>
+    <w:p>
+      <w:pPr>
+        <w:widowControl/>
+        <w:tabs>
+          <w:tab w:val="right" w:pos="10206"/>
+        </w:tabs>
+        <w:snapToGrid w:val="0"/>
+        <w:spacing w:after="60" w:line="310" w:lineRule="exact"/>
+        <w:rPr>
+          <w:rFonts w:ascii="微软雅黑" w:eastAsia="微软雅黑" w:hAnsi="微软雅黑" w:hint="eastAsia"/>
+          <w:color w:val="000000"/>
+          <w:sz w:val="21"/>
+        </w:rPr>
+      </w:pPr>
+      <w:r>
+        <w:rPr>
+          <w:rFonts w:ascii="微软雅黑" w:eastAsia="微软雅黑" w:hAnsi="微软雅黑" w:hint="eastAsia"/>
+          <w:b/>
+          <w:color w:val="000000"/>
+          <w:sz w:val="21"/>
+        </w:rPr>
+        <w:t>AI 辅助创意</w:t>
+      </w:r>
+      <w:r>
+        <w:rPr>
+          <w:rFonts w:ascii="微软雅黑" w:eastAsia="微软雅黑" w:hAnsi="微软雅黑" w:hint="eastAsia"/>
+          <w:color w:val="000000"/>
+          <w:sz w:val="21"/>
+        </w:rPr>
+        <w:t>：借助 AI 进行资料研究、创意发散与风格探索，生成视觉参考及多方案草稿；通过人工筛选、细节精修与排版整合，形成可用于后续深化的设计方案。</w:t>
+      </w:r>
+    </w:p>
+    <w:p>
+      <w:pPr>
+        <w:widowControl/>
+        <w:tabs>
+          <w:tab w:val="right" w:pos="10206"/>
+        </w:tabs>
+        <w:snapToGrid w:val="0"/>
+        <w:spacing w:after="60" w:line="310" w:lineRule="exact"/>
+        <w:rPr>
+          <w:rFonts w:ascii="微软雅黑" w:eastAsia="微软雅黑" w:hAnsi="微软雅黑" w:hint="eastAsia"/>
+          <w:color w:val="000000"/>
+          <w:sz w:val="21"/>
+        </w:rPr>
+      </w:pPr>
+      <w:r>
+        <w:rPr>
+          <w:rFonts w:ascii="微软雅黑" w:eastAsia="微软雅黑" w:hAnsi="微软雅黑" w:hint="eastAsia"/>
+          <w:b/>
+          <w:color w:val="000000"/>
+          <w:sz w:val="21"/>
+        </w:rPr>
+        <w:t>UI / UX 设计</w:t>
+      </w:r>
+      <w:r>
+        <w:rPr>
+          <w:rFonts w:ascii="微软雅黑" w:eastAsia="微软雅黑" w:hAnsi="微软雅黑" w:hint="eastAsia"/>
+          <w:color w:val="000000"/>
+          <w:sz w:val="21"/>
+        </w:rPr>
+        <w:t>：结合 Figma 进行界面布局、信息层级与交互流程设计；借助 AI 探索界面风格和组件方案，关注信息组织、操作辨识与视觉一致性。</w:t>
+      </w:r>
+    </w:p>
+    <w:p>
+      <w:pPr>
+        <w:widowControl/>
+        <w:tabs>
+          <w:tab w:val="right" w:pos="10206"/>
+        </w:tabs>
+        <w:snapToGrid w:val="0"/>
+        <w:spacing w:after="60" w:line="310" w:lineRule="exact"/>
+        <w:rPr>
+          <w:rFonts w:ascii="微软雅黑" w:eastAsia="微软雅黑" w:hAnsi="微软雅黑" w:hint="eastAsia"/>
+          <w:color w:val="000000"/>
+          <w:sz w:val="21"/>
+        </w:rPr>
+      </w:pPr>
+      <w:r>
+        <w:rPr>
+          <w:rFonts w:ascii="微软雅黑" w:eastAsia="微软雅黑" w:hAnsi="微软雅黑" w:hint="eastAsia"/>
+          <w:b/>
+          <w:color w:val="000000"/>
+          <w:sz w:val="21"/>
+        </w:rPr>
+        <w:t>海报与品牌视觉</w:t>
+      </w:r>
+      <w:r>
+        <w:rPr>
+          <w:rFonts w:ascii="微软雅黑" w:eastAsia="微软雅黑" w:hAnsi="微软雅黑" w:hint="eastAsia"/>
+          <w:color w:val="000000"/>
+          <w:sz w:val="21"/>
+        </w:rPr>
+        <w:t>：运用 Photoshop、CorelDRAW 完成图像合成、字体编排与配色设计；整合 AI 生成素材，形成主题鲜明、风格统一的主视觉及系列海报。</w:t>
+      </w:r>
+    </w:p>
+    <w:p>
+      <w:pPr>
+        <w:widowControl/>
+        <w:tabs>
+          <w:tab w:val="right" w:pos="10206"/>
+        </w:tabs>
+        <w:snapToGrid w:val="0"/>
+        <w:spacing w:after="60" w:line="310" w:lineRule="exact"/>
+        <w:rPr>
+          <w:rFonts w:ascii="微软雅黑" w:eastAsia="微软雅黑" w:hAnsi="微软雅黑" w:hint="eastAsia"/>
+          <w:color w:val="000000"/>
+          <w:sz w:val="21"/>
+        </w:rPr>
+      </w:pPr>
+      <w:r>
+        <w:rPr>
+          <w:rFonts w:ascii="微软雅黑" w:eastAsia="微软雅黑" w:hAnsi="微软雅黑" w:hint="eastAsia"/>
+          <w:b/>
+          <w:color w:val="000000"/>
+          <w:sz w:val="21"/>
+        </w:rPr>
+        <w:t>IP 与文创设计</w:t>
+      </w:r>
+      <w:r>
+        <w:rPr>
+          <w:rFonts w:ascii="微软雅黑" w:eastAsia="微软雅黑" w:hAnsi="微软雅黑" w:hint="eastAsia"/>
+          <w:color w:val="000000"/>
+          <w:sz w:val="21"/>
+        </w:rPr>
+        <w:t>：围绕主题提炼角色特征、造型语言与配色，使用 AI 探索形象及风格方案；将视觉元素延展至纹样、包装、挂件与文具等应用。</w:t>
+      </w:r>
+    </w:p>
+    <w:p>
+      <w:pPr>
+        <w:widowControl/>
+        <w:tabs>
+          <w:tab w:val="right" w:pos="10206"/>
+        </w:tabs>
+        <w:snapToGrid w:val="0"/>
+        <w:spacing w:after="60" w:line="310" w:lineRule="exact"/>
+        <w:rPr>
+          <w:rFonts w:ascii="微软雅黑" w:eastAsia="微软雅黑" w:hAnsi="微软雅黑" w:hint="eastAsia"/>
+          <w:color w:val="000000"/>
+          <w:sz w:val="21"/>
+        </w:rPr>
+      </w:pPr>
+      <w:r>
+        <w:rPr>
+          <w:rFonts w:ascii="微软雅黑" w:eastAsia="微软雅黑" w:hAnsi="微软雅黑" w:hint="eastAsia"/>
+          <w:b/>
+          <w:color w:val="000000"/>
+          <w:sz w:val="21"/>
+        </w:rPr>
+        <w:t>品牌策划</w:t>
+      </w:r>
+      <w:r>
+        <w:rPr>
+          <w:rFonts w:ascii="微软雅黑" w:eastAsia="微软雅黑" w:hAnsi="微软雅黑" w:hint="eastAsia"/>
+          <w:color w:val="000000"/>
+          <w:sz w:val="21"/>
+        </w:rPr>
+        <w:t>：以 AI 辅助受众分析、竞品资料整理和创意构思，梳理品牌定位、核心调性与传播主题；将策划方向转化为视觉概念、传播文案与内容方案。</w:t>
+      </w:r>
+    </w:p>
+    <w:p>
+      <w:pPr>
+        <w:widowControl/>
+        <w:tabs>
+          <w:tab w:val="right" w:pos="10206"/>
+        </w:tabs>
+        <w:snapToGrid w:val="0"/>
+        <w:spacing w:after="40" w:line="274" w:lineRule="exact"/>
         <w:rPr>
           <w:rFonts w:ascii="微软雅黑" w:eastAsia="微软雅黑" w:hAnsi="微软雅黑" w:hint="eastAsia"/>
           <w:color w:val="333333"/>
           <w:sz w:val="19"/>
         </w:rPr>
-        <w:t>作品集：</w:t>
-      </w:r>
-      <w:hyperlink r:id="rId100">
-        <w:r>
-          <w:rPr>
-            <w:rFonts w:ascii="微软雅黑" w:eastAsia="微软雅黑" w:hAnsi="微软雅黑" w:hint="eastAsia"/>
-            <w:color w:val="3E6B63"/>
-            <w:sz w:val="19"/>
-            <w:u w:val="single"/>
-          </w:rPr>
-          <w:t>gugujiao953-ship-it.github.io/portfolio</w:t>
-        </w:r>
-      </w:hyperlink>
-    </w:p>
-    <w:p>
-      <w:pPr>
-        <w:keepNext/>
-        <w:widowControl/>
-        <w:tabs>
-          <w:tab w:val="right" w:pos="10206"/>
-        </w:tabs>
-        <w:snapToGrid w:val="0"/>
-        <w:spacing w:after="180" w:line="252" w:lineRule="exact"/>
-        <w:rPr>
-          <w:rFonts w:ascii="微软雅黑" w:eastAsia="微软雅黑" w:hAnsi="微软雅黑" w:hint="eastAsia"/>
-          <w:color w:val="000000"/>
-          <w:sz w:val="20"/>
-        </w:rPr>
-      </w:pPr>
-      <w:r>
-        <w:rPr>
-          <w:rFonts w:ascii="微软雅黑" w:eastAsia="微软雅黑" w:hAnsi="微软雅黑" w:hint="eastAsia"/>
+      </w:pPr>
+      <w:r>
+        <w:rPr>
+          <w:rFonts w:ascii="微软雅黑" w:eastAsia="微软雅黑" w:hAnsi="微软雅黑" w:hint="eastAsia"/>
+          <w:b/>
           <w:color w:val="333333"/>
           <w:sz w:val="19"/>
         </w:rPr>
-        <w:t>到岗：2026 年 11 月上旬起，每周 4—5 天，可连续实习 6 个月以上</w:t>
+        <w:t>AI 设计工具</w:t>
       </w:r>
       <w:r>
         <w:rPr>
@@ -261,222 +436,17 @@
           <w:color w:val="333333"/>
           <w:sz w:val="19"/>
         </w:rPr>
-        <w:t>　|　作品集含半步 34 页完整案例</w:t>
-      </w:r>
-    </w:p>
-    <w:p>
-      <w:pPr>
-        <w:widowControl/>
-        <w:tabs>
-          <w:tab w:val="right" w:pos="10206"/>
-        </w:tabs>
-        <w:snapToGrid w:val="0"/>
-        <w:spacing w:after="0" w:line="252" w:lineRule="exact"/>
-        <w:rPr>
-          <w:rFonts w:ascii="微软雅黑" w:eastAsia="微软雅黑" w:hAnsi="微软雅黑" w:hint="eastAsia"/>
-          <w:color w:val="333333"/>
-          <w:sz w:val="21"/>
-        </w:rPr>
-      </w:pPr>
-      <w:r>
-        <w:rPr>
-          <w:rFonts w:ascii="微软雅黑" w:eastAsia="微软雅黑" w:hAnsi="微软雅黑" w:hint="eastAsia"/>
-          <w:color w:val="333333"/>
-          <w:sz w:val="21"/>
-        </w:rPr>
-        <w:t>工艺美术专业 2027 届本科，专注 UI/UX、品牌视觉与 AIGC 设计。独立完成移动端产品「半步五子棋打谱」的创意、界面设计与 AI 辅助开发并上线，用真实用户反馈持续迭代；参与 AI 漫剧《画里星芒》的关键画面与风格探索。用 Figma、Photoshop 落地界面与视觉方案，用 AI 做研究与草稿，再由自己筛选精修到可交付。</w:t>
-      </w:r>
-    </w:p>
-    <w:p>
-      <w:pPr>
-        <w:keepNext/>
-        <w:widowControl/>
-        <w:tabs>
-          <w:tab w:val="right" w:pos="10206"/>
-        </w:tabs>
-        <w:snapToGrid w:val="0"/>
-        <w:spacing w:before="84" w:after="54" w:line="296" w:lineRule="exact"/>
-        <w:outlineLvl w:val="0"/>
-        <w:rPr>
-          <w:rFonts w:ascii="微软雅黑" w:eastAsia="微软雅黑" w:hAnsi="微软雅黑" w:hint="eastAsia"/>
-          <w:b/>
-          <w:color w:val="000000"/>
-          <w:sz w:val="25"/>
-        </w:rPr>
-      </w:pPr>
-      <w:r>
-        <w:rPr>
-          <w:rFonts w:ascii="微软雅黑" w:eastAsia="微软雅黑" w:hAnsi="微软雅黑" w:hint="eastAsia"/>
-          <w:b/>
-          <w:color w:val="000000"/>
-          <w:sz w:val="25"/>
-        </w:rPr>
-        <w:t>设计能力</w:t>
-      </w:r>
-    </w:p>
-    <w:p>
-      <w:pPr>
-        <w:widowControl/>
-        <w:tabs>
-          <w:tab w:val="right" w:pos="10206"/>
-        </w:tabs>
-        <w:snapToGrid w:val="0"/>
-        <w:spacing w:after="42" w:line="252" w:lineRule="exact"/>
-        <w:rPr>
-          <w:rFonts w:ascii="微软雅黑" w:eastAsia="微软雅黑" w:hAnsi="微软雅黑" w:hint="eastAsia"/>
-          <w:color w:val="000000"/>
-          <w:sz w:val="21"/>
-        </w:rPr>
-      </w:pPr>
-      <w:r>
-        <w:rPr>
-          <w:rFonts w:ascii="微软雅黑" w:eastAsia="微软雅黑" w:hAnsi="微软雅黑" w:hint="eastAsia"/>
-          <w:b/>
-          <w:color w:val="000000"/>
-          <w:sz w:val="21"/>
-        </w:rPr>
-        <w:t>UI / UX 设计</w:t>
-      </w:r>
-      <w:r>
-        <w:rPr>
-          <w:rFonts w:ascii="微软雅黑" w:eastAsia="微软雅黑" w:hAnsi="微软雅黑" w:hint="eastAsia"/>
-          <w:color w:val="000000"/>
-          <w:sz w:val="21"/>
-        </w:rPr>
-        <w:t>：用 Figma 做界面布局、信息层级与交互流程；处理复杂工具的信息分组与折叠，并完成横竖屏适配。</w:t>
-      </w:r>
-    </w:p>
-    <w:p>
-      <w:pPr>
-        <w:widowControl/>
-        <w:tabs>
-          <w:tab w:val="right" w:pos="10206"/>
-        </w:tabs>
-        <w:snapToGrid w:val="0"/>
-        <w:spacing w:after="42" w:line="252" w:lineRule="exact"/>
-        <w:rPr>
-          <w:rFonts w:ascii="微软雅黑" w:eastAsia="微软雅黑" w:hAnsi="微软雅黑" w:hint="eastAsia"/>
-          <w:color w:val="000000"/>
-          <w:sz w:val="21"/>
-        </w:rPr>
-      </w:pPr>
-      <w:r>
-        <w:rPr>
-          <w:rFonts w:ascii="微软雅黑" w:eastAsia="微软雅黑" w:hAnsi="微软雅黑" w:hint="eastAsia"/>
-          <w:b/>
-          <w:color w:val="000000"/>
-          <w:sz w:val="21"/>
-        </w:rPr>
-        <w:t>视觉与品牌</w:t>
-      </w:r>
-      <w:r>
-        <w:rPr>
-          <w:rFonts w:ascii="微软雅黑" w:eastAsia="微软雅黑" w:hAnsi="微软雅黑" w:hint="eastAsia"/>
-          <w:color w:val="000000"/>
-          <w:sz w:val="21"/>
-        </w:rPr>
-        <w:t>：Photoshop、CorelDRAW 完成图像合成、字体编排与配色；从定位与竞品分析推进到标志、辅助图形与包装的识别系统。</w:t>
-      </w:r>
-    </w:p>
-    <w:p>
-      <w:pPr>
-        <w:widowControl/>
-        <w:tabs>
-          <w:tab w:val="right" w:pos="10206"/>
-        </w:tabs>
-        <w:snapToGrid w:val="0"/>
-        <w:spacing w:after="42" w:line="252" w:lineRule="exact"/>
-        <w:rPr>
-          <w:rFonts w:ascii="微软雅黑" w:eastAsia="微软雅黑" w:hAnsi="微软雅黑" w:hint="eastAsia"/>
-          <w:color w:val="000000"/>
-          <w:sz w:val="21"/>
-        </w:rPr>
-      </w:pPr>
-      <w:r>
-        <w:rPr>
-          <w:rFonts w:ascii="微软雅黑" w:eastAsia="微软雅黑" w:hAnsi="微软雅黑" w:hint="eastAsia"/>
-          <w:b/>
-          <w:color w:val="000000"/>
-          <w:sz w:val="21"/>
-        </w:rPr>
-        <w:t>IP 与文创</w:t>
-      </w:r>
-      <w:r>
-        <w:rPr>
-          <w:rFonts w:ascii="微软雅黑" w:eastAsia="微软雅黑" w:hAnsi="微软雅黑" w:hint="eastAsia"/>
-          <w:color w:val="000000"/>
-          <w:sz w:val="21"/>
-        </w:rPr>
-        <w:t>：从文化母题提取角色特征、造型语言与纹样，延展至包装、挂件、文具等实体应用。</w:t>
-      </w:r>
-    </w:p>
-    <w:p>
-      <w:pPr>
-        <w:widowControl/>
-        <w:tabs>
-          <w:tab w:val="right" w:pos="10206"/>
-        </w:tabs>
-        <w:snapToGrid w:val="0"/>
-        <w:spacing w:after="42" w:line="252" w:lineRule="exact"/>
-        <w:rPr>
-          <w:rFonts w:ascii="微软雅黑" w:eastAsia="微软雅黑" w:hAnsi="微软雅黑" w:hint="eastAsia"/>
-          <w:color w:val="000000"/>
-          <w:sz w:val="21"/>
-        </w:rPr>
-      </w:pPr>
-      <w:r>
-        <w:rPr>
-          <w:rFonts w:ascii="微软雅黑" w:eastAsia="微软雅黑" w:hAnsi="微软雅黑" w:hint="eastAsia"/>
-          <w:b/>
-          <w:color w:val="000000"/>
-          <w:sz w:val="21"/>
-        </w:rPr>
-        <w:t>AIGC 工作流</w:t>
-      </w:r>
-      <w:r>
-        <w:rPr>
-          <w:rFonts w:ascii="微软雅黑" w:eastAsia="微软雅黑" w:hAnsi="微软雅黑" w:hint="eastAsia"/>
-          <w:color w:val="000000"/>
-          <w:sz w:val="21"/>
-        </w:rPr>
-        <w:t>：用 Image、ComfyUI、Midjourney 等做多方案草稿与风格探索，再人工筛选、修型、合成到成品。</w:t>
-      </w:r>
-    </w:p>
-    <w:p>
-      <w:pPr>
-        <w:keepNext/>
-        <w:widowControl/>
-        <w:tabs>
-          <w:tab w:val="right" w:pos="10206"/>
-        </w:tabs>
-        <w:snapToGrid w:val="0"/>
-        <w:spacing w:before="120" w:after="54" w:line="296" w:lineRule="exact"/>
-        <w:outlineLvl w:val="0"/>
-        <w:rPr>
-          <w:rFonts w:ascii="微软雅黑" w:eastAsia="微软雅黑" w:hAnsi="微软雅黑" w:hint="eastAsia"/>
-          <w:b/>
-          <w:color w:val="000000"/>
-          <w:sz w:val="25"/>
-        </w:rPr>
-      </w:pPr>
-      <w:r>
-        <w:rPr>
-          <w:rFonts w:ascii="微软雅黑" w:eastAsia="微软雅黑" w:hAnsi="微软雅黑" w:hint="eastAsia"/>
-          <w:b/>
-          <w:color w:val="000000"/>
-          <w:sz w:val="25"/>
-        </w:rPr>
-        <w:t>工具与协作</w:t>
-      </w:r>
-    </w:p>
-    <w:p>
-      <w:pPr>
-        <w:widowControl/>
-        <w:tabs>
-          <w:tab w:val="right" w:pos="10206"/>
-        </w:tabs>
-        <w:snapToGrid w:val="0"/>
-        <w:spacing w:after="22" w:line="228" w:lineRule="exact"/>
+        <w:t>：Image 2.5、Nano Banana 2.1、ComfyUI、LiblibAI、Midjourney；即梦、可灵、海螺。</w:t>
+      </w:r>
+    </w:p>
+    <w:p>
+      <w:pPr>
+        <w:widowControl/>
+        <w:tabs>
+          <w:tab w:val="right" w:pos="10206"/>
+        </w:tabs>
+        <w:snapToGrid w:val="0"/>
+        <w:spacing w:after="40" w:line="274" w:lineRule="exact"/>
         <w:rPr>
           <w:rFonts w:ascii="微软雅黑" w:eastAsia="微软雅黑" w:hAnsi="微软雅黑" w:hint="eastAsia"/>
           <w:color w:val="333333"/>
@@ -490,7 +460,7 @@
           <w:color w:val="333333"/>
           <w:sz w:val="19"/>
         </w:rPr>
-        <w:t>设计工具与 AI</w:t>
+        <w:t>Agent 协作</w:t>
       </w:r>
       <w:r>
         <w:rPr>
@@ -498,7 +468,39 @@
           <w:color w:val="333333"/>
           <w:sz w:val="19"/>
         </w:rPr>
-        <w:t>：Figma、Photoshop、CorelDRAW；3ds Max、ZBrush、Blender 辅助建模；Image 2.5、Nano Banana 2.1、ComfyUI、LiblibAI、Midjourney、即梦、可灵、海螺；GPT、Qoder、ZCode、WorkBuddy 做任务拆解与迭代。</w:t>
+        <w:t>：熟练使用 GPT、ZCode、WorkBuddy、Qoder，辅助任务拆解、方案整理与迭代。</w:t>
+      </w:r>
+    </w:p>
+    <w:p>
+      <w:pPr>
+        <w:widowControl/>
+        <w:tabs>
+          <w:tab w:val="right" w:pos="10206"/>
+        </w:tabs>
+        <w:snapToGrid w:val="0"/>
+        <w:spacing w:after="40" w:line="274" w:lineRule="exact"/>
+        <w:rPr>
+          <w:rFonts w:ascii="微软雅黑" w:eastAsia="微软雅黑" w:hAnsi="微软雅黑" w:hint="eastAsia"/>
+          <w:color w:val="333333"/>
+          <w:sz w:val="19"/>
+        </w:rPr>
+      </w:pPr>
+      <w:r>
+        <w:rPr>
+          <w:rFonts w:ascii="微软雅黑" w:eastAsia="微软雅黑" w:hAnsi="微软雅黑" w:hint="eastAsia"/>
+          <w:b/>
+          <w:color w:val="333333"/>
+          <w:sz w:val="19"/>
+        </w:rPr>
+        <w:t>三维拓展</w:t>
+      </w:r>
+      <w:r>
+        <w:rPr>
+          <w:rFonts w:ascii="微软雅黑" w:eastAsia="微软雅黑" w:hAnsi="微软雅黑" w:hint="eastAsia"/>
+          <w:color w:val="333333"/>
+          <w:sz w:val="19"/>
+        </w:rPr>
+        <w:t>：使用 3ds Max、ZBrush、Blender 进行形象建模，辅助设计效果呈现。</w:t>
       </w:r>
     </w:p>
     <w:p>
@@ -509,7 +511,7 @@
           <w:tab w:val="right" w:pos="10206"/>
         </w:tabs>
         <w:snapToGrid w:val="0"/>
-        <w:spacing w:before="84" w:after="54" w:line="296" w:lineRule="exact"/>
+        <w:spacing w:before="180" w:after="80" w:line="340" w:lineRule="exact"/>
         <w:outlineLvl w:val="0"/>
         <w:rPr>
           <w:rFonts w:ascii="微软雅黑" w:eastAsia="微软雅黑" w:hAnsi="微软雅黑" w:hint="eastAsia"/>
@@ -536,22 +538,106 @@
           <w:tab w:val="right" w:pos="10206"/>
         </w:tabs>
         <w:snapToGrid w:val="0"/>
-        <w:spacing w:before="50" w:after="42" w:line="252" w:lineRule="exact"/>
-        <w:rPr>
-          <w:rFonts w:ascii="微软雅黑" w:eastAsia="微软雅黑" w:hAnsi="微软雅黑" w:hint="eastAsia"/>
-          <w:b/>
-          <w:color w:val="000000"/>
-          <w:sz w:val="21"/>
-        </w:rPr>
-      </w:pPr>
-      <w:r>
-        <w:rPr>
-          <w:rFonts w:ascii="微软雅黑" w:eastAsia="微软雅黑" w:hAnsi="微软雅黑" w:hint="eastAsia"/>
-          <w:b/>
-          <w:color w:val="000000"/>
-          <w:sz w:val="21"/>
-        </w:rPr>
-        <w:t>半步五子棋打谱  |  移动端 UI/UX 与主题系统  |  个人项目</w:t>
+        <w:spacing w:before="80" w:after="60" w:line="310" w:lineRule="exact"/>
+        <w:rPr>
+          <w:rFonts w:ascii="微软雅黑" w:eastAsia="微软雅黑" w:hAnsi="微软雅黑" w:hint="eastAsia"/>
+          <w:b/>
+          <w:color w:val="000000"/>
+          <w:sz w:val="21"/>
+        </w:rPr>
+      </w:pPr>
+      <w:r>
+        <w:rPr>
+          <w:rFonts w:ascii="微软雅黑" w:eastAsia="微软雅黑" w:hAnsi="微软雅黑" w:hint="eastAsia"/>
+          <w:b/>
+          <w:color w:val="000000"/>
+          <w:sz w:val="21"/>
+        </w:rPr>
+        <w:t>傩面五象  |  文化主题视觉与文创衍生  |  课程设计</w:t>
+      </w:r>
+    </w:p>
+    <w:p>
+      <w:pPr>
+        <w:pStyle w:val="a9"/>
+        <w:widowControl/>
+        <w:numPr>
+          <w:ilvl w:val="0"/>
+          <w:numId w:val="1"/>
+        </w:numPr>
+        <w:tabs>
+          <w:tab w:val="right" w:pos="10206"/>
+        </w:tabs>
+        <w:snapToGrid w:val="0"/>
+        <w:spacing w:after="50" w:line="310" w:lineRule="exact"/>
+        <w:ind w:left="200" w:hanging="200"/>
+        <w:rPr>
+          <w:rFonts w:ascii="微软雅黑" w:eastAsia="微软雅黑" w:hAnsi="微软雅黑" w:hint="eastAsia"/>
+          <w:color w:val="000000"/>
+          <w:sz w:val="21"/>
+        </w:rPr>
+      </w:pPr>
+      <w:r>
+        <w:rPr>
+          <w:rFonts w:ascii="微软雅黑" w:eastAsia="微软雅黑" w:hAnsi="微软雅黑" w:hint="eastAsia"/>
+          <w:color w:val="000000"/>
+          <w:sz w:val="21"/>
+        </w:rPr>
+        <w:t>围绕傩面文化提取形象特征，完成系列图形、配色与衍生纹样设计，建立统一的主题视觉表达。</w:t>
+      </w:r>
+    </w:p>
+    <w:p>
+      <w:pPr>
+        <w:pStyle w:val="a9"/>
+        <w:widowControl/>
+        <w:numPr>
+          <w:ilvl w:val="0"/>
+          <w:numId w:val="1"/>
+        </w:numPr>
+        <w:tabs>
+          <w:tab w:val="right" w:pos="10206"/>
+        </w:tabs>
+        <w:snapToGrid w:val="0"/>
+        <w:spacing w:after="50" w:line="310" w:lineRule="exact"/>
+        <w:ind w:left="200" w:hanging="200"/>
+        <w:rPr>
+          <w:rFonts w:ascii="微软雅黑" w:eastAsia="微软雅黑" w:hAnsi="微软雅黑" w:hint="eastAsia"/>
+          <w:color w:val="000000"/>
+          <w:sz w:val="21"/>
+        </w:rPr>
+      </w:pPr>
+      <w:r>
+        <w:rPr>
+          <w:rFonts w:ascii="微软雅黑" w:eastAsia="微软雅黑" w:hAnsi="微软雅黑" w:hint="eastAsia"/>
+          <w:color w:val="000000"/>
+          <w:sz w:val="21"/>
+        </w:rPr>
+        <w:t>将视觉元素延展至包装、挂件、文具等应用，呈现文化概念向系列文创方案的转化。</w:t>
+      </w:r>
+    </w:p>
+    <w:p>
+      <w:pPr>
+        <w:keepNext/>
+        <w:widowControl/>
+        <w:tabs>
+          <w:tab w:val="right" w:pos="10206"/>
+        </w:tabs>
+        <w:snapToGrid w:val="0"/>
+        <w:spacing w:before="80" w:after="60" w:line="310" w:lineRule="exact"/>
+        <w:rPr>
+          <w:rFonts w:ascii="微软雅黑" w:eastAsia="微软雅黑" w:hAnsi="微软雅黑" w:hint="eastAsia"/>
+          <w:b/>
+          <w:color w:val="000000"/>
+          <w:sz w:val="21"/>
+        </w:rPr>
+      </w:pPr>
+      <w:r>
+        <w:rPr>
+          <w:rFonts w:ascii="微软雅黑" w:eastAsia="微软雅黑" w:hAnsi="微软雅黑" w:hint="eastAsia"/>
+          <w:b/>
+          <w:color w:val="000000"/>
+          <w:sz w:val="21"/>
+        </w:rPr>
+        <w:t>系列主题海报  |  平面视觉与传播表达  |  课程设计</w:t>
       </w:r>
     </w:p>
     <w:p>
@@ -566,7 +652,7 @@
           <w:tab w:val="right" w:pos="10206"/>
         </w:tabs>
         <w:snapToGrid w:val="0"/>
-        <w:spacing w:after="28" w:line="252" w:lineRule="exact"/>
+        <w:spacing w:after="50" w:line="310" w:lineRule="exact"/>
         <w:ind w:left="200" w:hanging="200"/>
         <w:rPr>
           <w:rFonts w:ascii="微软雅黑" w:eastAsia="微软雅黑" w:hAnsi="微软雅黑" w:hint="eastAsia"/>
@@ -580,7 +666,33 @@
           <w:color w:val="000000"/>
           <w:sz w:val="21"/>
         </w:rPr>
-        <w:t>独立提出产品方向并完成全部界面设计：打谱、棋谱库、对弈、设置四个任务各自成区，高频操作下沉到底部导航。</w:t>
+        <w:t>完成公益主题与插画风格系列海报，通过主题提炼、画面构成、字体编排与配色形成系列视觉。</w:t>
+      </w:r>
+    </w:p>
+    <w:p>
+      <w:pPr>
+        <w:keepNext/>
+        <w:widowControl/>
+        <w:tabs>
+          <w:tab w:val="right" w:pos="10206"/>
+        </w:tabs>
+        <w:snapToGrid w:val="0"/>
+        <w:spacing w:before="80" w:after="60" w:line="310" w:lineRule="exact"/>
+        <w:rPr>
+          <w:rFonts w:ascii="微软雅黑" w:eastAsia="微软雅黑" w:hAnsi="微软雅黑" w:hint="eastAsia"/>
+          <w:b/>
+          <w:color w:val="000000"/>
+          <w:sz w:val="21"/>
+        </w:rPr>
+      </w:pPr>
+      <w:r>
+        <w:rPr>
+          <w:rFonts w:ascii="微软雅黑" w:eastAsia="微软雅黑" w:hAnsi="微软雅黑" w:hint="eastAsia"/>
+          <w:b/>
+          <w:color w:val="000000"/>
+          <w:sz w:val="21"/>
+        </w:rPr>
+        <w:t>半步五子棋打谱  |  移动端设计与落地  |  个人项目</w:t>
       </w:r>
     </w:p>
     <w:p>
@@ -595,7 +707,7 @@
           <w:tab w:val="right" w:pos="10206"/>
         </w:tabs>
         <w:snapToGrid w:val="0"/>
-        <w:spacing w:after="28" w:line="252" w:lineRule="exact"/>
+        <w:spacing w:after="50" w:line="310" w:lineRule="exact"/>
         <w:ind w:left="200" w:hanging="200"/>
         <w:rPr>
           <w:rFonts w:ascii="微软雅黑" w:eastAsia="微软雅黑" w:hAnsi="微软雅黑" w:hint="eastAsia"/>
@@ -609,7 +721,7 @@
           <w:color w:val="000000"/>
           <w:sz w:val="21"/>
         </w:rPr>
-        <w:t>为密集工具做三档折叠（压缩顶栏 → 隐藏状态栏 → 隐藏底部导航），把约五分之一屏幕还给棋盘；另完成横屏与平板适配，并设计 23 套主题（敦煌、黑金、水墨），按图像、线条、纹理三层拆解配色。</w:t>
+        <w:t>独立完成产品创意与界面设计，并通过 AI 辅助开发实现可用软件，将设计构想推进至真实使用场景。</w:t>
       </w:r>
     </w:p>
     <w:p>
@@ -624,7 +736,7 @@
           <w:tab w:val="right" w:pos="10206"/>
         </w:tabs>
         <w:snapToGrid w:val="0"/>
-        <w:spacing w:after="28" w:line="252" w:lineRule="exact"/>
+        <w:spacing w:after="50" w:line="310" w:lineRule="exact"/>
         <w:ind w:left="200" w:hanging="200"/>
         <w:rPr>
           <w:rFonts w:ascii="微软雅黑" w:eastAsia="微软雅黑" w:hAnsi="微软雅黑" w:hint="eastAsia"/>
@@ -638,7 +750,58 @@
           <w:color w:val="000000"/>
           <w:sz w:val="21"/>
         </w:rPr>
-        <w:t>借 AI 辅助完成开发并上线：宣传视频 1,000+ 次观看、50 次收藏，自建官方群 57 位真实用户参与反馈。</w:t>
+        <w:t xml:space="preserve">多平台宣传视频累计获 </w:t>
+      </w:r>
+      <w:r>
+        <w:rPr>
+          <w:rFonts w:ascii="微软雅黑" w:eastAsia="微软雅黑" w:hAnsi="微软雅黑" w:hint="eastAsia"/>
+          <w:b/>
+          <w:color w:val="000000"/>
+          <w:sz w:val="21"/>
+        </w:rPr>
+        <w:t>1,000+ 次观看</w:t>
+      </w:r>
+      <w:r>
+        <w:rPr>
+          <w:rFonts w:ascii="微软雅黑" w:eastAsia="微软雅黑" w:hAnsi="微软雅黑" w:hint="eastAsia"/>
+          <w:color w:val="000000"/>
+          <w:sz w:val="21"/>
+        </w:rPr>
+        <w:t>、</w:t>
+      </w:r>
+      <w:r>
+        <w:rPr>
+          <w:rFonts w:ascii="微软雅黑" w:eastAsia="微软雅黑" w:hAnsi="微软雅黑" w:hint="eastAsia"/>
+          <w:b/>
+          <w:color w:val="000000"/>
+          <w:sz w:val="21"/>
+        </w:rPr>
+        <w:t>50 次收藏</w:t>
+      </w:r>
+      <w:r>
+        <w:rPr>
+          <w:rFonts w:ascii="微软雅黑" w:eastAsia="微软雅黑" w:hAnsi="微软雅黑" w:hint="eastAsia"/>
+          <w:color w:val="000000"/>
+          <w:sz w:val="21"/>
+        </w:rPr>
+        <w:t xml:space="preserve">，自建官方群吸引 </w:t>
+      </w:r>
+      <w:r>
+        <w:rPr>
+          <w:rFonts w:ascii="微软雅黑" w:eastAsia="微软雅黑" w:hAnsi="微软雅黑" w:hint="eastAsia"/>
+          <w:b/>
+          <w:color w:val="000000"/>
+          <w:sz w:val="21"/>
+        </w:rPr>
+        <w:t>57 位真实用户</w:t>
+      </w:r>
+      <w:r>
+        <w:rPr>
+          <w:rFonts w:ascii="微软雅黑" w:eastAsia="微软雅黑" w:hAnsi="微软雅黑" w:hint="eastAsia"/>
+          <w:color w:val="000000"/>
+          <w:sz w:val="21"/>
+        </w:rPr>
+        <w:t>加入。</w:t>
       </w:r>
     </w:p>
     <w:p>
@@ -649,80 +812,23 @@
           <w:tab w:val="right" w:pos="10206"/>
         </w:tabs>
         <w:snapToGrid w:val="0"/>
-        <w:spacing w:before="50" w:after="42" w:line="252" w:lineRule="exact"/>
-        <w:rPr>
-          <w:rFonts w:ascii="微软雅黑" w:eastAsia="微软雅黑" w:hAnsi="微软雅黑" w:hint="eastAsia"/>
-          <w:b/>
-          <w:color w:val="000000"/>
-          <w:sz w:val="21"/>
-        </w:rPr>
-      </w:pPr>
-      <w:r>
-        <w:rPr>
-          <w:rFonts w:ascii="微软雅黑" w:eastAsia="微软雅黑" w:hAnsi="微软雅黑" w:hint="eastAsia"/>
-          <w:b/>
-          <w:color w:val="000000"/>
-          <w:sz w:val="21"/>
-        </w:rPr>
-        <w:t>画里星芒  |  AI 漫剧关键画面与风格探索  |  双人课程项目</w:t>
-      </w:r>
-    </w:p>
-    <w:p>
-      <w:pPr>
-        <w:pStyle w:val="a9"/>
-        <w:widowControl/>
-        <w:numPr>
-          <w:ilvl w:val="0"/>
-          <w:numId w:val="2"/>
-        </w:numPr>
-        <w:tabs>
-          <w:tab w:val="right" w:pos="10206"/>
-        </w:tabs>
-        <w:snapToGrid w:val="0"/>
-        <w:spacing w:after="28" w:line="252" w:lineRule="exact"/>
-        <w:ind w:left="200" w:hanging="200"/>
-        <w:rPr>
-          <w:rFonts w:ascii="微软雅黑" w:eastAsia="微软雅黑" w:hAnsi="微软雅黑" w:hint="eastAsia"/>
-          <w:color w:val="000000"/>
-          <w:sz w:val="21"/>
-        </w:rPr>
-      </w:pPr>
-      <w:r>
-        <w:rPr>
-          <w:rFonts w:ascii="微软雅黑" w:eastAsia="微软雅黑" w:hAnsi="微软雅黑" w:hint="eastAsia"/>
-          <w:color w:val="000000"/>
-          <w:sz w:val="21"/>
-        </w:rPr>
-        <w:t>承担关键画面设计与视觉风格探索，用 AI 生成角色、场景与镜头方案，再筛选、修型并对齐整片色调。</w:t>
-      </w:r>
-    </w:p>
-    <w:p>
-      <w:pPr>
-        <w:pStyle w:val="a9"/>
-        <w:widowControl/>
-        <w:numPr>
-          <w:ilvl w:val="0"/>
-          <w:numId w:val="2"/>
-        </w:numPr>
-        <w:tabs>
-          <w:tab w:val="right" w:pos="10206"/>
-        </w:tabs>
-        <w:snapToGrid w:val="0"/>
-        <w:spacing w:after="28" w:line="252" w:lineRule="exact"/>
-        <w:ind w:left="200" w:hanging="200"/>
-        <w:rPr>
-          <w:rFonts w:ascii="微软雅黑" w:eastAsia="微软雅黑" w:hAnsi="微软雅黑" w:hint="eastAsia"/>
-          <w:color w:val="000000"/>
-          <w:sz w:val="21"/>
-        </w:rPr>
-      </w:pPr>
-      <w:r>
-        <w:rPr>
-          <w:rFonts w:ascii="微软雅黑" w:eastAsia="微软雅黑" w:hAnsi="微软雅黑" w:hint="eastAsia"/>
-          <w:color w:val="000000"/>
-          <w:sz w:val="21"/>
-        </w:rPr>
-        <w:t>成片保留合作署名与分工说明，明确本人负责的画面范围。</w:t>
+        <w:spacing w:before="180" w:after="80" w:line="340" w:lineRule="exact"/>
+        <w:outlineLvl w:val="0"/>
+        <w:rPr>
+          <w:rFonts w:ascii="微软雅黑" w:eastAsia="微软雅黑" w:hAnsi="微软雅黑" w:hint="eastAsia"/>
+          <w:b/>
+          <w:color w:val="000000"/>
+          <w:sz w:val="25"/>
+        </w:rPr>
+      </w:pPr>
+      <w:r>
+        <w:rPr>
+          <w:rFonts w:ascii="微软雅黑" w:eastAsia="微软雅黑" w:hAnsi="微软雅黑" w:hint="eastAsia"/>
+          <w:b/>
+          <w:color w:val="000000"/>
+          <w:sz w:val="25"/>
+        </w:rPr>
+        <w:t>教育背景</w:t>
       </w:r>
     </w:p>
     <w:p>
@@ -733,173 +839,7 @@
           <w:tab w:val="right" w:pos="10206"/>
         </w:tabs>
         <w:snapToGrid w:val="0"/>
-        <w:spacing w:before="50" w:after="42" w:line="252" w:lineRule="exact"/>
-        <w:rPr>
-          <w:rFonts w:ascii="微软雅黑" w:eastAsia="微软雅黑" w:hAnsi="微软雅黑" w:hint="eastAsia"/>
-          <w:b/>
-          <w:color w:val="000000"/>
-          <w:sz w:val="21"/>
-        </w:rPr>
-      </w:pPr>
-      <w:r>
-        <w:rPr>
-          <w:rFonts w:ascii="微软雅黑" w:eastAsia="微软雅黑" w:hAnsi="微软雅黑" w:hint="eastAsia"/>
-          <w:b/>
-          <w:color w:val="000000"/>
-          <w:sz w:val="21"/>
-        </w:rPr>
-        <w:t>傩面五象  |  文化主题视觉与文创衍生  |  课程设计</w:t>
-      </w:r>
-    </w:p>
-    <w:p>
-      <w:pPr>
-        <w:pStyle w:val="a9"/>
-        <w:widowControl/>
-        <w:numPr>
-          <w:ilvl w:val="0"/>
-          <w:numId w:val="1"/>
-        </w:numPr>
-        <w:tabs>
-          <w:tab w:val="right" w:pos="10206"/>
-        </w:tabs>
-        <w:snapToGrid w:val="0"/>
-        <w:spacing w:after="28" w:line="252" w:lineRule="exact"/>
-        <w:ind w:left="200" w:hanging="200"/>
-        <w:rPr>
-          <w:rFonts w:ascii="微软雅黑" w:eastAsia="微软雅黑" w:hAnsi="微软雅黑" w:hint="eastAsia"/>
-          <w:color w:val="000000"/>
-          <w:sz w:val="21"/>
-        </w:rPr>
-      </w:pPr>
-      <w:r>
-        <w:rPr>
-          <w:rFonts w:ascii="微软雅黑" w:eastAsia="微软雅黑" w:hAnsi="微软雅黑" w:hint="eastAsia"/>
-          <w:color w:val="000000"/>
-          <w:sz w:val="21"/>
-        </w:rPr>
-        <w:t>围绕傩面文化提取形象特征，完成系列图形、配色与衍生纹样设计，建立统一的主题视觉表达。</w:t>
-      </w:r>
-    </w:p>
-    <w:p>
-      <w:pPr>
-        <w:pStyle w:val="a9"/>
-        <w:widowControl/>
-        <w:numPr>
-          <w:ilvl w:val="0"/>
-          <w:numId w:val="1"/>
-        </w:numPr>
-        <w:tabs>
-          <w:tab w:val="right" w:pos="10206"/>
-        </w:tabs>
-        <w:snapToGrid w:val="0"/>
-        <w:spacing w:after="28" w:line="252" w:lineRule="exact"/>
-        <w:ind w:left="200" w:hanging="200"/>
-        <w:rPr>
-          <w:rFonts w:ascii="微软雅黑" w:eastAsia="微软雅黑" w:hAnsi="微软雅黑" w:hint="eastAsia"/>
-          <w:color w:val="000000"/>
-          <w:sz w:val="21"/>
-        </w:rPr>
-      </w:pPr>
-      <w:r>
-        <w:rPr>
-          <w:rFonts w:ascii="微软雅黑" w:eastAsia="微软雅黑" w:hAnsi="微软雅黑" w:hint="eastAsia"/>
-          <w:color w:val="000000"/>
-          <w:sz w:val="21"/>
-        </w:rPr>
-        <w:t>将视觉元素延展至包装、挂件、文具等应用，呈现文化概念向系列文创方案的转化。</w:t>
-      </w:r>
-    </w:p>
-    <w:p>
-      <w:pPr>
-        <w:keepNext/>
-        <w:widowControl/>
-        <w:tabs>
-          <w:tab w:val="right" w:pos="10206"/>
-        </w:tabs>
-        <w:snapToGrid w:val="0"/>
-        <w:spacing w:before="50" w:after="42" w:line="252" w:lineRule="exact"/>
-        <w:rPr>
-          <w:rFonts w:ascii="微软雅黑" w:eastAsia="微软雅黑" w:hAnsi="微软雅黑" w:hint="eastAsia"/>
-          <w:b/>
-          <w:color w:val="000000"/>
-          <w:sz w:val="21"/>
-        </w:rPr>
-      </w:pPr>
-      <w:r>
-        <w:rPr>
-          <w:rFonts w:ascii="微软雅黑" w:eastAsia="微软雅黑" w:hAnsi="微软雅黑" w:hint="eastAsia"/>
-          <w:b/>
-          <w:color w:val="000000"/>
-          <w:sz w:val="21"/>
-        </w:rPr>
-        <w:t>系列主题海报  |  平面视觉与传播表达  |  课程设计</w:t>
-      </w:r>
-    </w:p>
-    <w:p>
-      <w:pPr>
-        <w:pStyle w:val="a9"/>
-        <w:widowControl/>
-        <w:numPr>
-          <w:ilvl w:val="0"/>
-          <w:numId w:val="2"/>
-        </w:numPr>
-        <w:tabs>
-          <w:tab w:val="right" w:pos="10206"/>
-        </w:tabs>
-        <w:snapToGrid w:val="0"/>
-        <w:spacing w:after="28" w:line="252" w:lineRule="exact"/>
-        <w:ind w:left="200" w:hanging="200"/>
-        <w:rPr>
-          <w:rFonts w:ascii="微软雅黑" w:eastAsia="微软雅黑" w:hAnsi="微软雅黑" w:hint="eastAsia"/>
-          <w:color w:val="000000"/>
-          <w:sz w:val="21"/>
-        </w:rPr>
-      </w:pPr>
-      <w:r>
-        <w:rPr>
-          <w:rFonts w:ascii="微软雅黑" w:eastAsia="微软雅黑" w:hAnsi="微软雅黑" w:hint="eastAsia"/>
-          <w:color w:val="000000"/>
-          <w:sz w:val="21"/>
-        </w:rPr>
-        <w:t>完成公益主题与插画风格系列海报，通过主题提炼、画面构成、字体编排与配色形成系列视觉。</w:t>
-      </w:r>
-    </w:p>
-    <w:p>
-      <w:pPr>
-        <w:keepNext/>
-        <w:widowControl/>
-        <w:tabs>
-          <w:tab w:val="right" w:pos="10206"/>
-        </w:tabs>
-        <w:snapToGrid w:val="0"/>
-        <w:spacing w:before="84" w:after="54" w:line="296" w:lineRule="exact"/>
-        <w:outlineLvl w:val="0"/>
-        <w:rPr>
-          <w:rFonts w:ascii="微软雅黑" w:eastAsia="微软雅黑" w:hAnsi="微软雅黑" w:hint="eastAsia"/>
-          <w:b/>
-          <w:color w:val="000000"/>
-          <w:sz w:val="25"/>
-        </w:rPr>
-      </w:pPr>
-      <w:r>
-        <w:rPr>
-          <w:rFonts w:ascii="微软雅黑" w:eastAsia="微软雅黑" w:hAnsi="微软雅黑" w:hint="eastAsia"/>
-          <w:b/>
-          <w:color w:val="000000"/>
-          <w:sz w:val="25"/>
-        </w:rPr>
-        <w:t>教育背景</w:t>
-      </w:r>
-    </w:p>
-    <w:p>
-      <w:pPr>
-        <w:keepNext/>
-        <w:widowControl/>
-        <w:tabs>
-          <w:tab w:val="right" w:pos="10206"/>
-        </w:tabs>
-        <w:snapToGrid w:val="0"/>
-        <w:spacing w:before="36" w:after="42" w:line="252" w:lineRule="exact"/>
+        <w:spacing w:before="60" w:after="60" w:line="310" w:lineRule="exact"/>
         <w:rPr>
           <w:rFonts w:ascii="微软雅黑" w:eastAsia="微软雅黑" w:hAnsi="微软雅黑" w:hint="eastAsia"/>
           <w:b/>
@@ -941,7 +881,7 @@
           <w:tab w:val="right" w:pos="10206"/>
         </w:tabs>
         <w:snapToGrid w:val="0"/>
-        <w:spacing w:after="42" w:line="252" w:lineRule="exact"/>
+        <w:spacing w:after="60" w:line="310" w:lineRule="exact"/>
         <w:rPr>
           <w:rFonts w:ascii="微软雅黑" w:eastAsia="微软雅黑" w:hAnsi="微软雅黑" w:hint="eastAsia"/>
           <w:color w:val="000000"/>
@@ -988,7 +928,7 @@
           <w:color w:val="000000"/>
           <w:sz w:val="21"/>
         </w:rPr>
-        <w:t>、学业三等奖学金；获评三好学生、优秀社会实践者。</w:t>
+        <w:t>、学业三等奖学金；获评三好学生、优秀社会实践者。可每周到岗 4—5 天，连续实习 6 个月以上。</w:t>
       </w:r>
     </w:p>
     <w:p>
@@ -999,7 +939,7 @@
           <w:tab w:val="right" w:pos="10206"/>
         </w:tabs>
         <w:snapToGrid w:val="0"/>
-        <w:spacing w:before="84" w:after="54" w:line="296" w:lineRule="exact"/>
+        <w:spacing w:before="180" w:after="80" w:line="340" w:lineRule="exact"/>
         <w:outlineLvl w:val="0"/>
         <w:rPr>
           <w:rFonts w:ascii="微软雅黑" w:eastAsia="微软雅黑" w:hAnsi="微软雅黑" w:hint="eastAsia"/>
@@ -1025,7 +965,7 @@
           <w:tab w:val="right" w:pos="10206"/>
         </w:tabs>
         <w:snapToGrid w:val="0"/>
-        <w:spacing w:after="42" w:line="240" w:lineRule="exact"/>
+        <w:spacing w:after="60" w:line="290" w:lineRule="exact"/>
         <w:rPr>
           <w:rFonts w:ascii="微软雅黑" w:eastAsia="微软雅黑" w:hAnsi="微软雅黑" w:hint="eastAsia"/>
           <w:color w:val="000000"/>
@@ -1038,17 +978,40 @@
           <w:color w:val="000000"/>
           <w:sz w:val="20"/>
         </w:rPr>
-        <w:t>第一届狮信杯（2024.11—12）：负责宣传并担任裁判长，活动吸引 500 余人，承担决赛编排与裁判协调；第一届松雅杯（2023.12）：牵头策划与多渠道宣传，吸引 100 余人报名，参与执裁与现场组织。</w:t>
-      </w:r>
-    </w:p>
-    <w:p>
-      <w:pPr>
-        <w:widowControl/>
-        <w:tabs>
-          <w:tab w:val="right" w:pos="10206"/>
-        </w:tabs>
-        <w:snapToGrid w:val="0"/>
-        <w:spacing w:after="42" w:line="252" w:lineRule="exact"/>
+        <w:t>第一届狮信杯（2024.11—12）：参与宣传、担任裁判长；活动吸引 500 余人，负责决赛编排与裁判协调。</w:t>
+      </w:r>
+    </w:p>
+    <w:p>
+      <w:pPr>
+        <w:widowControl/>
+        <w:tabs>
+          <w:tab w:val="right" w:pos="10206"/>
+        </w:tabs>
+        <w:snapToGrid w:val="0"/>
+        <w:spacing w:after="60" w:line="290" w:lineRule="exact"/>
+        <w:rPr>
+          <w:rFonts w:ascii="微软雅黑" w:eastAsia="微软雅黑" w:hAnsi="微软雅黑" w:hint="eastAsia"/>
+          <w:color w:val="000000"/>
+          <w:sz w:val="20"/>
+        </w:rPr>
+      </w:pPr>
+      <w:r>
+        <w:rPr>
+          <w:rFonts w:ascii="微软雅黑" w:eastAsia="微软雅黑" w:hAnsi="微软雅黑" w:hint="eastAsia"/>
+          <w:color w:val="000000"/>
+          <w:sz w:val="20"/>
+        </w:rPr>
+        <w:t>第一届松雅杯（2023.12）：牵头策划与多渠道宣传，吸引 100 余人报名，并参与执裁与现场组织。</w:t>
+      </w:r>
+    </w:p>
+    <w:p>
+      <w:pPr>
+        <w:widowControl/>
+        <w:tabs>
+          <w:tab w:val="right" w:pos="10206"/>
+        </w:tabs>
+        <w:snapToGrid w:val="0"/>
+        <w:spacing w:after="60" w:line="310" w:lineRule="exact"/>
         <w:rPr>
           <w:rFonts w:ascii="微软雅黑" w:eastAsia="微软雅黑" w:hAnsi="微软雅黑" w:hint="eastAsia"/>
           <w:color w:val="000000"/>
